--- a/ENTREGA/ROTEIRO_REGRAS_CVC_IAM_v1.0.0.docx
+++ b/ENTREGA/ROTEIRO_REGRAS_CVC_IAM_v1.0.0.docx
@@ -21,7 +21,7 @@
           <w:color w:val="5A6478"/>
           <w:sz w:val="26"/>
         </w:rPr>
-        <w:t>Roteiro de validação por categoria e regra</w:t>
+        <w:t>Roteiro de teste e validação — por categoria e regra</w:t>
       </w:r>
     </w:p>
     <w:p>
@@ -41,7 +41,7 @@
     <w:p/>
     <w:p>
       <w:pPr>
-        <w:spacing w:after="80"/>
+        <w:spacing w:after="40"/>
       </w:pPr>
       <w:r>
         <w:rPr>
@@ -50,7 +50,7 @@
           <w:color w:val="1F2D5C"/>
           <w:sz w:val="22"/>
         </w:rPr>
-        <w:t>Para que serve este documento</w:t>
+        <w:t>Por que este documento existe</w:t>
       </w:r>
     </w:p>
     <w:p>
@@ -64,7 +64,21 @@
           <w:color w:val="2C3340"/>
           <w:sz w:val="20"/>
         </w:rPr>
-        <w:t>Os testes automatizados provam que o sistema faz o que foi programado. Eles não provam que a REGRA está certa — isso só quem conhece a operação consegue dizer. Este roteiro lista, categoria por categoria, cada regra que decide sozinha alguma coisa no painel: o critério que ela usa (com os limiares numéricos) e quanto ela produziu na base entregue.</w:t>
+        <w:t>Os testes automatizados provam que o sistema faz o que foi programado. Não provam que a REGRA está certa — isso só quem conhece a operação da CVC consegue dizer. Cada regra abaixo decide sozinha alguma coisa no painel; aqui está o critério que ela usa, com os números, e o passo para conferir na tela.</w:t>
+      </w:r>
+    </w:p>
+    <w:p>
+      <w:pPr>
+        <w:spacing w:after="40"/>
+      </w:pPr>
+      <w:r>
+        <w:rPr>
+          <w:b/>
+          <w:i w:val="0"/>
+          <w:color w:val="1F2D5C"/>
+          <w:sz w:val="22"/>
+        </w:rPr>
+        <w:t>Como usar</w:t>
       </w:r>
     </w:p>
     <w:p>
@@ -78,21 +92,7 @@
           <w:color w:val="2C3340"/>
           <w:sz w:val="20"/>
         </w:rPr>
-        <w:t>Cada bloco tem uma linha de Parecer em branco. Basta escrever se concorda com a regra ou o que deveria mudar. Onde discordar, o número muda depois de um reprocessamento — nenhuma regra deste documento é definitiva.</w:t>
-      </w:r>
-    </w:p>
-    <w:p>
-      <w:pPr>
-        <w:spacing w:after="40"/>
-      </w:pPr>
-      <w:r>
-        <w:rPr>
-          <w:b/>
-          <w:i w:val="0"/>
-          <w:color w:val="1F2D5C"/>
-          <w:sz w:val="22"/>
-        </w:rPr>
-        <w:t>Como localizar os casos</w:t>
+        <w:t>Cada regra tem “Como conferir” (o que filtrar) e “Deve mostrar” (o número que tem de aparecer). Se bater, a regra está funcionando — falta dizer se ela está CERTA, e é isso que a última linha pergunta. Se não bater, já é um achado: anote e me avise.</w:t>
       </w:r>
     </w:p>
     <w:p>
@@ -106,7 +106,21 @@
           <w:color w:val="2C3340"/>
           <w:sz w:val="20"/>
         </w:rPr>
-        <w:t>Não há nome nem matrícula aqui de propósito: o documento circula por e-mail. Para ver os casos de uma regra, use o caminho indicado em “Onde ver no painel”.</w:t>
+        <w:t>As regras marcadas com ★ são as que mais mudam volume de trabalho. Se o tempo for curto, comece por elas.</w:t>
+      </w:r>
+    </w:p>
+    <w:p>
+      <w:pPr>
+        <w:spacing w:after="80"/>
+      </w:pPr>
+      <w:r>
+        <w:rPr>
+          <w:b w:val="0"/>
+          <w:i w:val="0"/>
+          <w:color w:val="2C3340"/>
+          <w:sz w:val="20"/>
+        </w:rPr>
+        <w:t>Todos os números deste documento foram lidos do próprio painel no momento em que ele foi gerado — são os mesmos que aparecem na tela, contando PESSOAS (o painel conta pessoas a tratar, não linhas).</w:t>
       </w:r>
     </w:p>
     <w:p>
@@ -119,7 +133,7 @@
           <w:color w:val="7A5B10"/>
           <w:sz w:val="17"/>
         </w:rPr>
-        <w:t>Ressalva desta base: as pendências que vieram da matriz de cargo foram geradas hoje, então a coluna de tempo de tratamento na Visão Geral está achatada. Os números de validação estão corretos; apenas o “há quantos dias” dessas linhas não representa histórico real.</w:t>
+        <w:t>Ressalva desta base: as pendências vindas da matriz de cargo foram geradas hoje, então a coluna de tempo de tratamento na Visão Geral está achatada. Os vereditos estão corretos; apenas o “há quantos dias” dessas linhas não representa histórico.</w:t>
       </w:r>
     </w:p>
     <w:p>
@@ -135,7 +149,7 @@
         <w:rPr>
           <w:color w:val="1F2D5C"/>
         </w:rPr>
-        <w:t>1. Identidade — ligar o acesso a uma pessoa</w:t>
+        <w:t>Antes de tudo: de onde vêm os números</w:t>
       </w:r>
     </w:p>
     <w:p>
@@ -149,12 +163,163 @@
           <w:color w:val="2C3340"/>
           <w:sz w:val="20"/>
         </w:rPr>
-        <w:t>Antes de julgar se um acesso é indevido, o sistema precisa saber de quem ele é. Toda regra das seções seguintes depende desta. São 92.794 acessos lidos dos sete sistemas contra 14.428 ativos e 29.831 desligados do RH.</w:t>
+        <w:t>A primeira dúvida costuma ser por que o painel fala em milhares num lugar e em centenas no outro. O caminho é este:</w:t>
       </w:r>
     </w:p>
     <w:p>
       <w:pPr>
-        <w:spacing w:before="200" w:after="40"/>
+        <w:spacing w:after="60"/>
+      </w:pPr>
+      <w:r>
+        <w:rPr>
+          <w:b/>
+          <w:color w:val="1F2D5C"/>
+          <w:sz w:val="21"/>
+        </w:rPr>
+        <w:t xml:space="preserve">1.  92.794 acessos  </w:t>
+      </w:r>
+      <w:r>
+        <w:rPr>
+          <w:color w:val="2C3340"/>
+          <w:sz w:val="19"/>
+        </w:rPr>
+        <w:t>— lidos dos sete sistemas</w:t>
+      </w:r>
+    </w:p>
+    <w:p>
+      <w:pPr>
+        <w:spacing w:after="60"/>
+      </w:pPr>
+      <w:r>
+        <w:rPr>
+          <w:b/>
+          <w:color w:val="1F2D5C"/>
+          <w:sz w:val="21"/>
+        </w:rPr>
+        <w:t xml:space="preserve">2.  61.379 acessos  </w:t>
+      </w:r>
+      <w:r>
+        <w:rPr>
+          <w:color w:val="2C3340"/>
+          <w:sz w:val="19"/>
+        </w:rPr>
+        <w:t>— ligados a uma pessoa identificada (66.1% de cobertura); o restante é conta sem dono conhecido, em geral franqueado ou prestador</w:t>
+      </w:r>
+    </w:p>
+    <w:p>
+      <w:pPr>
+        <w:spacing w:after="60"/>
+      </w:pPr>
+      <w:r>
+        <w:rPr>
+          <w:b/>
+          <w:color w:val="1F2D5C"/>
+          <w:sz w:val="21"/>
+        </w:rPr>
+        <w:t xml:space="preserve">3.  6.250 avaliações  </w:t>
+      </w:r>
+      <w:r>
+        <w:rPr>
+          <w:color w:val="2C3340"/>
+          <w:sz w:val="19"/>
+        </w:rPr>
+        <w:t>— uma por pessoa × sistema × perfil esperado — é o que a tela lista</w:t>
+      </w:r>
+    </w:p>
+    <w:p>
+      <w:pPr>
+        <w:spacing w:after="60"/>
+      </w:pPr>
+      <w:r>
+        <w:rPr>
+          <w:b/>
+          <w:color w:val="1F2D5C"/>
+          <w:sz w:val="21"/>
+        </w:rPr>
+        <w:t xml:space="preserve">4.  421 pessoas a tratar  </w:t>
+      </w:r>
+      <w:r>
+        <w:rPr>
+          <w:color w:val="2C3340"/>
+          <w:sz w:val="19"/>
+        </w:rPr>
+        <w:t>— só o que exige ação: Em Análise, Alterar Perfil e Sem Vínculo RH</w:t>
+      </w:r>
+    </w:p>
+    <w:p>
+      <w:pPr>
+        <w:spacing w:after="40"/>
+      </w:pPr>
+      <w:r>
+        <w:rPr>
+          <w:b w:val="0"/>
+          <w:i w:val="0"/>
+          <w:color w:val="2C3340"/>
+          <w:sz w:val="20"/>
+        </w:rPr>
+      </w:r>
+    </w:p>
+    <w:p>
+      <w:pPr>
+        <w:spacing w:after="80"/>
+      </w:pPr>
+      <w:r>
+        <w:rPr>
+          <w:b w:val="0"/>
+          <w:i w:val="0"/>
+          <w:color w:val="2C3340"/>
+          <w:sz w:val="20"/>
+        </w:rPr>
+        <w:t>As 1.323 pessoas em “Incluir Acesso” e as 1.828 em “Aderente” NÃO entram nas 421: quem não tem o acesso não é irregularidade a corrigir, e quem está aderente não precisa de nada. Essa foi uma decisão sua, e é o que faz o número da fila ser tratável.</w:t>
+      </w:r>
+    </w:p>
+    <w:p>
+      <w:pPr>
+        <w:spacing w:after="80"/>
+      </w:pPr>
+      <w:r>
+        <w:rPr>
+          <w:b w:val="0"/>
+          <w:i w:val="0"/>
+          <w:color w:val="2C3340"/>
+          <w:sz w:val="20"/>
+        </w:rPr>
+        <w:t>Somando as três categorias dá 427, e o painel mostra 421: a diferença são pessoas que aparecem em mais de uma categoria e são contadas uma vez só.</w:t>
+      </w:r>
+    </w:p>
+    <w:p>
+      <w:r>
+        <w:br w:type="page"/>
+      </w:r>
+    </w:p>
+    <w:p>
+      <w:pPr>
+        <w:pStyle w:val="Heading1"/>
+      </w:pPr>
+      <w:r>
+        <w:rPr>
+          <w:color w:val="1F2D5C"/>
+        </w:rPr>
+        <w:t>1. Identidade — de quem é cada acesso</w:t>
+      </w:r>
+    </w:p>
+    <w:p>
+      <w:pPr>
+        <w:spacing w:after="80"/>
+      </w:pPr>
+      <w:r>
+        <w:rPr>
+          <w:b w:val="0"/>
+          <w:i w:val="0"/>
+          <w:color w:val="2C3340"/>
+          <w:sz w:val="20"/>
+        </w:rPr>
+        <w:t>Antes de julgar se um acesso é indevido, o sistema precisa saber de quem ele é. São 92.794 acessos lidos contra 14.428 ativos e 29.831 desligados do RH.</w:t>
+      </w:r>
+    </w:p>
+    <w:p>
+      <w:pPr>
+        <w:spacing w:before="220" w:after="40"/>
       </w:pPr>
       <w:r>
         <w:rPr>
@@ -179,7 +344,7 @@
       <w:tr>
         <w:tc>
           <w:tcPr>
-            <w:tcW w:type="dxa" w:w="2381"/>
+            <w:tcW w:type="dxa" w:w="2608"/>
             <w:shd w:val="clear" w:color="auto" w:fill="EEF2F8"/>
           </w:tcPr>
           <w:p>
@@ -189,13 +354,13 @@
                 <w:color w:val="1F2D5C"/>
                 <w:sz w:val="17"/>
               </w:rPr>
-              <w:t>O que a regra decide</w:t>
+              <w:t>O que decide</w:t>
             </w:r>
           </w:p>
         </w:tc>
         <w:tc>
           <w:tcPr>
-            <w:tcW w:type="dxa" w:w="6973"/>
+            <w:tcW w:type="dxa" w:w="6746"/>
           </w:tcPr>
           <w:p>
             <w:r>
@@ -211,7 +376,7 @@
       <w:tr>
         <w:tc>
           <w:tcPr>
-            <w:tcW w:type="dxa" w:w="2381"/>
+            <w:tcW w:type="dxa" w:w="2608"/>
             <w:shd w:val="clear" w:color="auto" w:fill="EEF2F8"/>
           </w:tcPr>
           <w:p>
@@ -221,13 +386,13 @@
                 <w:color w:val="1F2D5C"/>
                 <w:sz w:val="17"/>
               </w:rPr>
-              <w:t>Critério exato</w:t>
+              <w:t>Critério</w:t>
             </w:r>
           </w:p>
         </w:tc>
         <w:tc>
           <w:tcPr>
-            <w:tcW w:type="dxa" w:w="6973"/>
+            <w:tcW w:type="dxa" w:w="6746"/>
           </w:tcPr>
           <w:p>
             <w:r>
@@ -235,7 +400,7 @@
                 <w:color w:val="2C3340"/>
                 <w:sz w:val="18"/>
               </w:rPr>
-              <w:t>Tenta em ordem, e para no primeiro que casar: CPF → e-mail → login → CPF parcial + nome → nome → aproximação (fuzzy). A ordem vai do mais confiável para o menos: o CPF identifica sozinho, o nome não.</w:t>
+              <w:t>Tenta em ordem e para no primeiro que casar: CPF → e-mail → login → CPF parcial + nome → nome → aproximação. Do mais confiável para o menos: o CPF identifica sozinho, o nome não.</w:t>
             </w:r>
           </w:p>
         </w:tc>
@@ -243,7 +408,7 @@
       <w:tr>
         <w:tc>
           <w:tcPr>
-            <w:tcW w:type="dxa" w:w="2381"/>
+            <w:tcW w:type="dxa" w:w="2608"/>
             <w:shd w:val="clear" w:color="auto" w:fill="EEF2F8"/>
           </w:tcPr>
           <w:p>
@@ -253,13 +418,13 @@
                 <w:color w:val="1F2D5C"/>
                 <w:sz w:val="17"/>
               </w:rPr>
-              <w:t>Onde ver no painel</w:t>
+              <w:t>Como conferir</w:t>
             </w:r>
           </w:p>
         </w:tc>
         <w:tc>
           <w:tcPr>
-            <w:tcW w:type="dxa" w:w="6973"/>
+            <w:tcW w:type="dxa" w:w="6746"/>
           </w:tcPr>
           <w:p>
             <w:r>
@@ -267,7 +432,7 @@
                 <w:color w:val="2C3340"/>
                 <w:sz w:val="18"/>
               </w:rPr>
-              <w:t>Consulta → coluna Vínculo; e o método aparece no detalhe do acesso.</w:t>
+              <w:t>Visão Geral → cartão de cobertura.</w:t>
             </w:r>
           </w:p>
         </w:tc>
@@ -275,7 +440,7 @@
       <w:tr>
         <w:tc>
           <w:tcPr>
-            <w:tcW w:type="dxa" w:w="2381"/>
+            <w:tcW w:type="dxa" w:w="2608"/>
             <w:shd w:val="clear" w:color="auto" w:fill="EEF2F8"/>
           </w:tcPr>
           <w:p>
@@ -285,21 +450,22 @@
                 <w:color w:val="1F2D5C"/>
                 <w:sz w:val="17"/>
               </w:rPr>
-              <w:t>Na base entregue</w:t>
+              <w:t>Deve mostrar</w:t>
             </w:r>
           </w:p>
         </w:tc>
         <w:tc>
           <w:tcPr>
-            <w:tcW w:type="dxa" w:w="6973"/>
+            <w:tcW w:type="dxa" w:w="6746"/>
           </w:tcPr>
           <w:p>
             <w:r>
               <w:rPr>
-                <w:color w:val="2C3340"/>
+                <w:b/>
+                <w:color w:val="1E7B43"/>
                 <w:sz w:val="18"/>
               </w:rPr>
-              <w:t>CPF 50.412 · nome 9.384 · e-mail 1.442 · fuzzy 694 · login 128 · CPF parcial 13 · não vinculado 30.721 (33,1%).</w:t>
+              <w:t>66.1% — 61.379 de 92.794 acessos ligados a uma pessoa.</w:t>
             </w:r>
           </w:p>
         </w:tc>
@@ -307,7 +473,7 @@
       <w:tr>
         <w:tc>
           <w:tcPr>
-            <w:tcW w:type="dxa" w:w="2381"/>
+            <w:tcW w:type="dxa" w:w="2608"/>
             <w:shd w:val="clear" w:color="auto" w:fill="1F2D5C"/>
           </w:tcPr>
           <w:p>
@@ -317,13 +483,13 @@
                 <w:color w:val="FFFFFF"/>
                 <w:sz w:val="17"/>
               </w:rPr>
-              <w:t>Parecer (preencher)</w:t>
+              <w:t>A regra está correta? Se não, qual deveria ser?</w:t>
             </w:r>
           </w:p>
         </w:tc>
         <w:tc>
           <w:tcPr>
-            <w:tcW w:type="dxa" w:w="6973"/>
+            <w:tcW w:type="dxa" w:w="6746"/>
             <w:shd w:val="clear" w:color="auto" w:fill="FCF9EE"/>
           </w:tcPr>
           <w:p>
@@ -347,12 +513,12 @@
           <w:color w:val="7A5B10"/>
           <w:sz w:val="17"/>
         </w:rPr>
-        <w:t>Os 33,1% não vinculados são majoritariamente contas de franqueado e prestador, que não estão na base de RH — por isso as três exportações do diretório (regra 1.4). Vale conferir se esse percentual faz sentido.</w:t>
+        <w:t>O que sobra é majoritariamente franqueado e prestador, que não estão na base de RH. Vale dizer se esse percentual faz sentido para a CVC.</w:t>
       </w:r>
     </w:p>
     <w:p>
       <w:pPr>
-        <w:spacing w:before="200" w:after="40"/>
+        <w:spacing w:before="220" w:after="40"/>
       </w:pPr>
       <w:r>
         <w:rPr>
@@ -360,7 +526,7 @@
           <w:color w:val="1F2D5C"/>
           <w:sz w:val="21"/>
         </w:rPr>
-        <w:t>1.2  Situação da conta manda</w:t>
+        <w:t>★  1.2  Situação da conta manda</w:t>
       </w:r>
     </w:p>
     <w:tbl>
@@ -377,7 +543,7 @@
       <w:tr>
         <w:tc>
           <w:tcPr>
-            <w:tcW w:type="dxa" w:w="2381"/>
+            <w:tcW w:type="dxa" w:w="2608"/>
             <w:shd w:val="clear" w:color="auto" w:fill="EEF2F8"/>
           </w:tcPr>
           <w:p>
@@ -387,13 +553,13 @@
                 <w:color w:val="1F2D5C"/>
                 <w:sz w:val="17"/>
               </w:rPr>
-              <w:t>O que a regra decide</w:t>
+              <w:t>O que decide</w:t>
             </w:r>
           </w:p>
         </w:tc>
         <w:tc>
           <w:tcPr>
-            <w:tcW w:type="dxa" w:w="6973"/>
+            <w:tcW w:type="dxa" w:w="6746"/>
           </w:tcPr>
           <w:p>
             <w:r>
@@ -409,7 +575,7 @@
       <w:tr>
         <w:tc>
           <w:tcPr>
-            <w:tcW w:type="dxa" w:w="2381"/>
+            <w:tcW w:type="dxa" w:w="2608"/>
             <w:shd w:val="clear" w:color="auto" w:fill="EEF2F8"/>
           </w:tcPr>
           <w:p>
@@ -419,13 +585,13 @@
                 <w:color w:val="1F2D5C"/>
                 <w:sz w:val="17"/>
               </w:rPr>
-              <w:t>Critério exato</w:t>
+              <w:t>Critério</w:t>
             </w:r>
           </w:p>
         </w:tc>
         <w:tc>
           <w:tcPr>
-            <w:tcW w:type="dxa" w:w="6973"/>
+            <w:tcW w:type="dxa" w:w="6746"/>
           </w:tcPr>
           <w:p>
             <w:r>
@@ -433,7 +599,7 @@
                 <w:color w:val="2C3340"/>
                 <w:sz w:val="18"/>
               </w:rPr>
-              <w:t>Conta BLOQUEADA ou INATIVA não é acesso: já está revogada, então não vira pendência nem irregularidade — em nenhuma das regras.</w:t>
+              <w:t>Conta BLOQUEADA ou INATIVA não é acesso: já está revogada, então não vira pendência em nenhuma regra.</w:t>
             </w:r>
           </w:p>
         </w:tc>
@@ -441,7 +607,7 @@
       <w:tr>
         <w:tc>
           <w:tcPr>
-            <w:tcW w:type="dxa" w:w="2381"/>
+            <w:tcW w:type="dxa" w:w="2608"/>
             <w:shd w:val="clear" w:color="auto" w:fill="EEF2F8"/>
           </w:tcPr>
           <w:p>
@@ -451,13 +617,13 @@
                 <w:color w:val="1F2D5C"/>
                 <w:sz w:val="17"/>
               </w:rPr>
-              <w:t>Onde ver no painel</w:t>
+              <w:t>Como conferir</w:t>
             </w:r>
           </w:p>
         </w:tc>
         <w:tc>
           <w:tcPr>
-            <w:tcW w:type="dxa" w:w="6973"/>
+            <w:tcW w:type="dxa" w:w="6746"/>
           </w:tcPr>
           <w:p>
             <w:r>
@@ -465,7 +631,7 @@
                 <w:color w:val="2C3340"/>
                 <w:sz w:val="18"/>
               </w:rPr>
-              <w:t>Não aparece como pendência em lugar nenhum (é uma exclusão).</w:t>
+              <w:t>Não há filtro — é uma exclusão. Percebe-se pelo tamanho da fila.</w:t>
             </w:r>
           </w:p>
         </w:tc>
@@ -473,7 +639,7 @@
       <w:tr>
         <w:tc>
           <w:tcPr>
-            <w:tcW w:type="dxa" w:w="2381"/>
+            <w:tcW w:type="dxa" w:w="2608"/>
             <w:shd w:val="clear" w:color="auto" w:fill="EEF2F8"/>
           </w:tcPr>
           <w:p>
@@ -483,21 +649,22 @@
                 <w:color w:val="1F2D5C"/>
                 <w:sz w:val="17"/>
               </w:rPr>
-              <w:t>Na base entregue</w:t>
+              <w:t>Deve mostrar</w:t>
             </w:r>
           </w:p>
         </w:tc>
         <w:tc>
           <w:tcPr>
-            <w:tcW w:type="dxa" w:w="6973"/>
+            <w:tcW w:type="dxa" w:w="6746"/>
           </w:tcPr>
           <w:p>
             <w:r>
               <w:rPr>
-                <w:color w:val="2C3340"/>
+                <w:b/>
+                <w:color w:val="1E7B43"/>
                 <w:sz w:val="18"/>
               </w:rPr>
-              <w:t>Das 92.794 contas: 48.170 bloqueadas, 44.605 ativas, 11 pendentes, 6 inativas, 2 desligadas. 17.259 acessos foram ignorados por este motivo.</w:t>
+              <w:t>Mais da metade das contas dos extratos está bloqueada e ficou de fora.</w:t>
             </w:r>
           </w:p>
         </w:tc>
@@ -505,7 +672,7 @@
       <w:tr>
         <w:tc>
           <w:tcPr>
-            <w:tcW w:type="dxa" w:w="2381"/>
+            <w:tcW w:type="dxa" w:w="2608"/>
             <w:shd w:val="clear" w:color="auto" w:fill="1F2D5C"/>
           </w:tcPr>
           <w:p>
@@ -515,13 +682,13 @@
                 <w:color w:val="FFFFFF"/>
                 <w:sz w:val="17"/>
               </w:rPr>
-              <w:t>Parecer (preencher)</w:t>
+              <w:t>A regra está correta? Se não, qual deveria ser?</w:t>
             </w:r>
           </w:p>
         </w:tc>
         <w:tc>
           <w:tcPr>
-            <w:tcW w:type="dxa" w:w="6973"/>
+            <w:tcW w:type="dxa" w:w="6746"/>
             <w:shd w:val="clear" w:color="auto" w:fill="FCF9EE"/>
           </w:tcPr>
           <w:p>
@@ -545,12 +712,12 @@
           <w:color w:val="7A5B10"/>
           <w:sz w:val="17"/>
         </w:rPr>
-        <w:t>Esta é a regra de maior impacto no volume: mais da metade das contas está bloqueada. Se para a CVC uma conta bloqueada ainda for risco (porque pode ser reativada), a regra precisa mudar.</w:t>
+        <w:t>É a regra de maior impacto no volume. Se para a CVC uma conta bloqueada ainda for risco (porque pode ser reativada), ela precisa mudar.</w:t>
       </w:r>
     </w:p>
     <w:p>
       <w:pPr>
-        <w:spacing w:before="200" w:after="40"/>
+        <w:spacing w:before="220" w:after="40"/>
       </w:pPr>
       <w:r>
         <w:rPr>
@@ -558,7 +725,7 @@
           <w:color w:val="1F2D5C"/>
           <w:sz w:val="21"/>
         </w:rPr>
-        <w:t>1.3  Acesso sem vínculo com o RH (órfão)</w:t>
+        <w:t>1.3  Acesso sem vínculo com o RH</w:t>
       </w:r>
     </w:p>
     <w:tbl>
@@ -575,7 +742,7 @@
       <w:tr>
         <w:tc>
           <w:tcPr>
-            <w:tcW w:type="dxa" w:w="2381"/>
+            <w:tcW w:type="dxa" w:w="2608"/>
             <w:shd w:val="clear" w:color="auto" w:fill="EEF2F8"/>
           </w:tcPr>
           <w:p>
@@ -585,13 +752,13 @@
                 <w:color w:val="1F2D5C"/>
                 <w:sz w:val="17"/>
               </w:rPr>
-              <w:t>O que a regra decide</w:t>
+              <w:t>O que decide</w:t>
             </w:r>
           </w:p>
         </w:tc>
         <w:tc>
           <w:tcPr>
-            <w:tcW w:type="dxa" w:w="6973"/>
+            <w:tcW w:type="dxa" w:w="6746"/>
           </w:tcPr>
           <w:p>
             <w:r>
@@ -607,7 +774,7 @@
       <w:tr>
         <w:tc>
           <w:tcPr>
-            <w:tcW w:type="dxa" w:w="2381"/>
+            <w:tcW w:type="dxa" w:w="2608"/>
             <w:shd w:val="clear" w:color="auto" w:fill="EEF2F8"/>
           </w:tcPr>
           <w:p>
@@ -617,13 +784,13 @@
                 <w:color w:val="1F2D5C"/>
                 <w:sz w:val="17"/>
               </w:rPr>
-              <w:t>Critério exato</w:t>
+              <w:t>Critério</w:t>
             </w:r>
           </w:p>
         </w:tc>
         <w:tc>
           <w:tcPr>
-            <w:tcW w:type="dxa" w:w="6973"/>
+            <w:tcW w:type="dxa" w:w="6746"/>
           </w:tcPr>
           <w:p>
             <w:r>
@@ -631,7 +798,7 @@
                 <w:color w:val="2C3340"/>
                 <w:sz w:val="18"/>
               </w:rPr>
-              <w:t>Um achado por LOGIN e SISTEMA — não por perfil. Um login com cinco perfis gera um achado, não cinco, e o achado carrega todos os perfis. Contas bloqueadas ficam de fora (regra 1.2).</w:t>
+              <w:t>Um achado por LOGIN e SISTEMA, não por perfil: um login com cinco perfis gera um achado, e ele carrega os cinco. Conta bloqueada fica de fora (regra 1.2).</w:t>
             </w:r>
           </w:p>
         </w:tc>
@@ -639,7 +806,7 @@
       <w:tr>
         <w:tc>
           <w:tcPr>
-            <w:tcW w:type="dxa" w:w="2381"/>
+            <w:tcW w:type="dxa" w:w="2608"/>
             <w:shd w:val="clear" w:color="auto" w:fill="EEF2F8"/>
           </w:tcPr>
           <w:p>
@@ -649,13 +816,13 @@
                 <w:color w:val="1F2D5C"/>
                 <w:sz w:val="17"/>
               </w:rPr>
-              <w:t>Onde ver no painel</w:t>
+              <w:t>Como conferir</w:t>
             </w:r>
           </w:p>
         </w:tc>
         <w:tc>
           <w:tcPr>
-            <w:tcW w:type="dxa" w:w="6973"/>
+            <w:tcW w:type="dxa" w:w="6746"/>
           </w:tcPr>
           <w:p>
             <w:r>
@@ -671,7 +838,7 @@
       <w:tr>
         <w:tc>
           <w:tcPr>
-            <w:tcW w:type="dxa" w:w="2381"/>
+            <w:tcW w:type="dxa" w:w="2608"/>
             <w:shd w:val="clear" w:color="auto" w:fill="EEF2F8"/>
           </w:tcPr>
           <w:p>
@@ -681,21 +848,22 @@
                 <w:color w:val="1F2D5C"/>
                 <w:sz w:val="17"/>
               </w:rPr>
-              <w:t>Na base entregue</w:t>
+              <w:t>Deve mostrar</w:t>
             </w:r>
           </w:p>
         </w:tc>
         <w:tc>
           <w:tcPr>
-            <w:tcW w:type="dxa" w:w="6973"/>
+            <w:tcW w:type="dxa" w:w="6746"/>
           </w:tcPr>
           <w:p>
             <w:r>
               <w:rPr>
-                <w:color w:val="2C3340"/>
+                <w:b/>
+                <w:color w:val="1E7B43"/>
                 <w:sz w:val="18"/>
               </w:rPr>
-              <w:t>65 achados: SYSTUR 54 · SIG 5 · SIGOT 3 · SICA RA 1 · SICA Esfera 1 · IC 1.</w:t>
+              <w:t>64 pessoas.</w:t>
             </w:r>
           </w:p>
         </w:tc>
@@ -703,7 +871,7 @@
       <w:tr>
         <w:tc>
           <w:tcPr>
-            <w:tcW w:type="dxa" w:w="2381"/>
+            <w:tcW w:type="dxa" w:w="2608"/>
             <w:shd w:val="clear" w:color="auto" w:fill="1F2D5C"/>
           </w:tcPr>
           <w:p>
@@ -713,13 +881,13 @@
                 <w:color w:val="FFFFFF"/>
                 <w:sz w:val="17"/>
               </w:rPr>
-              <w:t>Parecer (preencher)</w:t>
+              <w:t>A regra está correta? Se não, qual deveria ser?</w:t>
             </w:r>
           </w:p>
         </w:tc>
         <w:tc>
           <w:tcPr>
-            <w:tcW w:type="dxa" w:w="6973"/>
+            <w:tcW w:type="dxa" w:w="6746"/>
             <w:shd w:val="clear" w:color="auto" w:fill="FCF9EE"/>
           </w:tcPr>
           <w:p>
@@ -735,7 +903,7 @@
     </w:tbl>
     <w:p>
       <w:pPr>
-        <w:spacing w:before="200" w:after="40"/>
+        <w:spacing w:before="220" w:after="40"/>
       </w:pPr>
       <w:r>
         <w:rPr>
@@ -743,7 +911,7 @@
           <w:color w:val="1F2D5C"/>
           <w:sz w:val="21"/>
         </w:rPr>
-        <w:t>1.4  Identidades do diretório (AD)</w:t>
+        <w:t>1.4  Quem é franqueado, prestador ou terceiro</w:t>
       </w:r>
     </w:p>
     <w:tbl>
@@ -760,7 +928,7 @@
       <w:tr>
         <w:tc>
           <w:tcPr>
-            <w:tcW w:type="dxa" w:w="2381"/>
+            <w:tcW w:type="dxa" w:w="2608"/>
             <w:shd w:val="clear" w:color="auto" w:fill="EEF2F8"/>
           </w:tcPr>
           <w:p>
@@ -770,13 +938,13 @@
                 <w:color w:val="1F2D5C"/>
                 <w:sz w:val="17"/>
               </w:rPr>
-              <w:t>O que a regra decide</w:t>
+              <w:t>O que decide</w:t>
             </w:r>
           </w:p>
         </w:tc>
         <w:tc>
           <w:tcPr>
-            <w:tcW w:type="dxa" w:w="6973"/>
+            <w:tcW w:type="dxa" w:w="6746"/>
           </w:tcPr>
           <w:p>
             <w:r>
@@ -784,7 +952,7 @@
                 <w:color w:val="2C3340"/>
                 <w:sz w:val="18"/>
               </w:rPr>
-              <w:t>Quem é franqueado, prestador ou já desligado, para quem não está no RH.</w:t>
+              <w:t>A que população cada pessoa pertence — é isso que escolhe a regra de validação nas seções seguintes.</w:t>
             </w:r>
           </w:p>
         </w:tc>
@@ -792,7 +960,7 @@
       <w:tr>
         <w:tc>
           <w:tcPr>
-            <w:tcW w:type="dxa" w:w="2381"/>
+            <w:tcW w:type="dxa" w:w="2608"/>
             <w:shd w:val="clear" w:color="auto" w:fill="EEF2F8"/>
           </w:tcPr>
           <w:p>
@@ -802,13 +970,13 @@
                 <w:color w:val="1F2D5C"/>
                 <w:sz w:val="17"/>
               </w:rPr>
-              <w:t>Critério exato</w:t>
+              <w:t>Critério</w:t>
             </w:r>
           </w:p>
         </w:tc>
         <w:tc>
           <w:tcPr>
-            <w:tcW w:type="dxa" w:w="6973"/>
+            <w:tcW w:type="dxa" w:w="6746"/>
           </w:tcPr>
           <w:p>
             <w:r>
@@ -816,7 +984,7 @@
                 <w:color w:val="2C3340"/>
                 <w:sz w:val="18"/>
               </w:rPr>
-              <w:t>Três exportações do diretório (franqueados, prestadores, desligados) entram como fonte de identidade. As pastas são lidas em ordem cronológica: “07-2026”, “08-2026” viram 202607, 202608 e o mais recente prevalece.</w:t>
+              <w:t>Funcionário vem do RH; franqueado e prestador vêm de três exportações do diretório (AD), lidas em ordem cronológica, valendo a mais recente.</w:t>
             </w:r>
           </w:p>
         </w:tc>
@@ -824,7 +992,7 @@
       <w:tr>
         <w:tc>
           <w:tcPr>
-            <w:tcW w:type="dxa" w:w="2381"/>
+            <w:tcW w:type="dxa" w:w="2608"/>
             <w:shd w:val="clear" w:color="auto" w:fill="EEF2F8"/>
           </w:tcPr>
           <w:p>
@@ -834,13 +1002,13 @@
                 <w:color w:val="1F2D5C"/>
                 <w:sz w:val="17"/>
               </w:rPr>
-              <w:t>Onde ver no painel</w:t>
+              <w:t>Como conferir</w:t>
             </w:r>
           </w:p>
         </w:tc>
         <w:tc>
           <w:tcPr>
-            <w:tcW w:type="dxa" w:w="6973"/>
+            <w:tcW w:type="dxa" w:w="6746"/>
           </w:tcPr>
           <w:p>
             <w:r>
@@ -848,7 +1016,7 @@
                 <w:color w:val="2C3340"/>
                 <w:sz w:val="18"/>
               </w:rPr>
-              <w:t>Bases (link “Arquivos importados”) → grupo Diretório (AD).</w:t>
+              <w:t>Pendências → filtro Vínculo (ou coluna Vínculo na Consulta).</w:t>
             </w:r>
           </w:p>
         </w:tc>
@@ -856,7 +1024,7 @@
       <w:tr>
         <w:tc>
           <w:tcPr>
-            <w:tcW w:type="dxa" w:w="2381"/>
+            <w:tcW w:type="dxa" w:w="2608"/>
             <w:shd w:val="clear" w:color="auto" w:fill="EEF2F8"/>
           </w:tcPr>
           <w:p>
@@ -866,21 +1034,22 @@
                 <w:color w:val="1F2D5C"/>
                 <w:sz w:val="17"/>
               </w:rPr>
-              <w:t>Na base entregue</w:t>
+              <w:t>Deve mostrar</w:t>
             </w:r>
           </w:p>
         </w:tc>
         <w:tc>
           <w:tcPr>
-            <w:tcW w:type="dxa" w:w="6973"/>
+            <w:tcW w:type="dxa" w:w="6746"/>
           </w:tcPr>
           <w:p>
             <w:r>
               <w:rPr>
-                <w:color w:val="2C3340"/>
+                <w:b/>
+                <w:color w:val="1E7B43"/>
                 <w:sz w:val="18"/>
               </w:rPr>
-              <w:t>Franqueados, prestadores e desligados do AD carregados; alimentam a validação por espelho (regras 2.4).</w:t>
+              <w:t>Funcionário 1.775  ·  Franqueado 767  ·  Prestador 391  ·  Terceiro 109 (pessoas).</w:t>
             </w:r>
           </w:p>
         </w:tc>
@@ -888,7 +1057,7 @@
       <w:tr>
         <w:tc>
           <w:tcPr>
-            <w:tcW w:type="dxa" w:w="2381"/>
+            <w:tcW w:type="dxa" w:w="2608"/>
             <w:shd w:val="clear" w:color="auto" w:fill="1F2D5C"/>
           </w:tcPr>
           <w:p>
@@ -898,13 +1067,13 @@
                 <w:color w:val="FFFFFF"/>
                 <w:sz w:val="17"/>
               </w:rPr>
-              <w:t>Parecer (preencher)</w:t>
+              <w:t>A regra está correta? Se não, qual deveria ser?</w:t>
             </w:r>
           </w:p>
         </w:tc>
         <w:tc>
           <w:tcPr>
-            <w:tcW w:type="dxa" w:w="6973"/>
+            <w:tcW w:type="dxa" w:w="6746"/>
             <w:shd w:val="clear" w:color="auto" w:fill="FCF9EE"/>
           </w:tcPr>
           <w:p>
@@ -931,7 +1100,7 @@
         <w:rPr>
           <w:color w:val="1F2D5C"/>
         </w:rPr>
-        <w:t>2. Validação do acesso — o que a pessoa deveria ter</w:t>
+        <w:t>2. Validação — o que a pessoa deveria ter</w:t>
       </w:r>
     </w:p>
     <w:p>
@@ -945,12 +1114,271 @@
           <w:color w:val="2C3340"/>
           <w:sz w:val="20"/>
         </w:rPr>
-        <w:t>Aqui o sistema compara o que a pessoa TEM com o que ela DEVERIA ter, e emite um dos vereditos: Aderente (bate), Incluir Acesso (falta), Alterar Perfil (errado) ou Em Análise (não dá para decidir sozinho). O que muda de regra para regra é COMO se descobre o “deveria ter”.</w:t>
+        <w:t>Aqui o sistema compara o que a pessoa TEM com o que ela DEVERIA ter e emite um veredito. O que muda de regra para regra é COMO se descobre o “deveria ter”.</w:t>
       </w:r>
     </w:p>
     <w:p>
       <w:pPr>
-        <w:spacing w:before="200" w:after="40"/>
+        <w:spacing w:after="40"/>
+      </w:pPr>
+      <w:r>
+        <w:rPr>
+          <w:b/>
+          <w:i w:val="0"/>
+          <w:color w:val="1F2D5C"/>
+          <w:sz w:val="20"/>
+        </w:rPr>
+        <w:t>Os quatro vereditos</w:t>
+      </w:r>
+    </w:p>
+    <w:tbl>
+      <w:tblPr>
+        <w:tblStyle w:val="TableGrid"/>
+        <w:tblW w:type="auto" w:w="0"/>
+        <w:tblLook w:firstColumn="1" w:firstRow="1" w:lastColumn="0" w:lastRow="0" w:noHBand="0" w:noVBand="1" w:val="04A0"/>
+      </w:tblPr>
+      <w:tblGrid>
+        <w:gridCol w:w="2880"/>
+        <w:gridCol w:w="2880"/>
+        <w:gridCol w:w="2880"/>
+      </w:tblGrid>
+      <w:tr>
+        <w:tc>
+          <w:tcPr>
+            <w:tcW w:type="dxa" w:w="2880"/>
+            <w:shd w:val="clear" w:color="auto" w:fill="1F2D5C"/>
+          </w:tcPr>
+          <w:p>
+            <w:r/>
+            <w:r>
+              <w:rPr>
+                <w:b/>
+                <w:color w:val="FFFFFF"/>
+                <w:sz w:val="18"/>
+              </w:rPr>
+              <w:t>Veredito</w:t>
+            </w:r>
+          </w:p>
+        </w:tc>
+        <w:tc>
+          <w:tcPr>
+            <w:tcW w:type="dxa" w:w="2880"/>
+            <w:shd w:val="clear" w:color="auto" w:fill="1F2D5C"/>
+          </w:tcPr>
+          <w:p>
+            <w:r/>
+            <w:r>
+              <w:rPr>
+                <w:b/>
+                <w:color w:val="FFFFFF"/>
+                <w:sz w:val="18"/>
+              </w:rPr>
+              <w:t>Significa</w:t>
+            </w:r>
+          </w:p>
+        </w:tc>
+        <w:tc>
+          <w:tcPr>
+            <w:tcW w:type="dxa" w:w="2880"/>
+            <w:shd w:val="clear" w:color="auto" w:fill="1F2D5C"/>
+          </w:tcPr>
+          <w:p>
+            <w:r/>
+            <w:r>
+              <w:rPr>
+                <w:b/>
+                <w:color w:val="FFFFFF"/>
+                <w:sz w:val="18"/>
+              </w:rPr>
+              <w:t>Pessoas</w:t>
+            </w:r>
+          </w:p>
+        </w:tc>
+      </w:tr>
+      <w:tr>
+        <w:tc>
+          <w:tcPr>
+            <w:tcW w:type="dxa" w:w="2880"/>
+          </w:tcPr>
+          <w:p>
+            <w:r>
+              <w:rPr>
+                <w:b/>
+                <w:color w:val="2C3340"/>
+                <w:sz w:val="18"/>
+              </w:rPr>
+              <w:t>Aderente</w:t>
+            </w:r>
+          </w:p>
+        </w:tc>
+        <w:tc>
+          <w:tcPr>
+            <w:tcW w:type="dxa" w:w="2880"/>
+          </w:tcPr>
+          <w:p>
+            <w:r>
+              <w:rPr>
+                <w:color w:val="2C3340"/>
+                <w:sz w:val="18"/>
+              </w:rPr>
+              <w:t>tem exatamente o que o cargo prevê</w:t>
+            </w:r>
+          </w:p>
+        </w:tc>
+        <w:tc>
+          <w:tcPr>
+            <w:tcW w:type="dxa" w:w="2880"/>
+          </w:tcPr>
+          <w:p>
+            <w:r>
+              <w:rPr>
+                <w:color w:val="2C3340"/>
+                <w:sz w:val="18"/>
+              </w:rPr>
+              <w:t>1.828</w:t>
+            </w:r>
+          </w:p>
+        </w:tc>
+      </w:tr>
+      <w:tr>
+        <w:tc>
+          <w:tcPr>
+            <w:tcW w:type="dxa" w:w="2880"/>
+          </w:tcPr>
+          <w:p>
+            <w:r>
+              <w:rPr>
+                <w:b/>
+                <w:color w:val="2C3340"/>
+                <w:sz w:val="18"/>
+              </w:rPr>
+              <w:t>Incluir Acesso</w:t>
+            </w:r>
+          </w:p>
+        </w:tc>
+        <w:tc>
+          <w:tcPr>
+            <w:tcW w:type="dxa" w:w="2880"/>
+          </w:tcPr>
+          <w:p>
+            <w:r>
+              <w:rPr>
+                <w:color w:val="2C3340"/>
+                <w:sz w:val="18"/>
+              </w:rPr>
+              <w:t>o cargo prevê e a pessoa não tem</w:t>
+            </w:r>
+          </w:p>
+        </w:tc>
+        <w:tc>
+          <w:tcPr>
+            <w:tcW w:type="dxa" w:w="2880"/>
+          </w:tcPr>
+          <w:p>
+            <w:r>
+              <w:rPr>
+                <w:color w:val="2C3340"/>
+                <w:sz w:val="18"/>
+              </w:rPr>
+              <w:t>1.323</w:t>
+            </w:r>
+          </w:p>
+        </w:tc>
+      </w:tr>
+      <w:tr>
+        <w:tc>
+          <w:tcPr>
+            <w:tcW w:type="dxa" w:w="2880"/>
+          </w:tcPr>
+          <w:p>
+            <w:r>
+              <w:rPr>
+                <w:b/>
+                <w:color w:val="2C3340"/>
+                <w:sz w:val="18"/>
+              </w:rPr>
+              <w:t>Alterar Perfil</w:t>
+            </w:r>
+          </w:p>
+        </w:tc>
+        <w:tc>
+          <w:tcPr>
+            <w:tcW w:type="dxa" w:w="2880"/>
+          </w:tcPr>
+          <w:p>
+            <w:r>
+              <w:rPr>
+                <w:color w:val="2C3340"/>
+                <w:sz w:val="18"/>
+              </w:rPr>
+              <w:t>tem o acesso, mas com o perfil errado</w:t>
+            </w:r>
+          </w:p>
+        </w:tc>
+        <w:tc>
+          <w:tcPr>
+            <w:tcW w:type="dxa" w:w="2880"/>
+          </w:tcPr>
+          <w:p>
+            <w:r>
+              <w:rPr>
+                <w:color w:val="2C3340"/>
+                <w:sz w:val="18"/>
+              </w:rPr>
+              <w:t>25</w:t>
+            </w:r>
+          </w:p>
+        </w:tc>
+      </w:tr>
+      <w:tr>
+        <w:tc>
+          <w:tcPr>
+            <w:tcW w:type="dxa" w:w="2880"/>
+          </w:tcPr>
+          <w:p>
+            <w:r>
+              <w:rPr>
+                <w:b/>
+                <w:color w:val="2C3340"/>
+                <w:sz w:val="18"/>
+              </w:rPr>
+              <w:t>Em Análise</w:t>
+            </w:r>
+          </w:p>
+        </w:tc>
+        <w:tc>
+          <w:tcPr>
+            <w:tcW w:type="dxa" w:w="2880"/>
+          </w:tcPr>
+          <w:p>
+            <w:r>
+              <w:rPr>
+                <w:color w:val="2C3340"/>
+                <w:sz w:val="18"/>
+              </w:rPr>
+              <w:t>não dá para decidir sozinho — precisa de gente</w:t>
+            </w:r>
+          </w:p>
+        </w:tc>
+        <w:tc>
+          <w:tcPr>
+            <w:tcW w:type="dxa" w:w="2880"/>
+          </w:tcPr>
+          <w:p>
+            <w:r>
+              <w:rPr>
+                <w:color w:val="2C3340"/>
+                <w:sz w:val="18"/>
+              </w:rPr>
+              <w:t>338</w:t>
+            </w:r>
+          </w:p>
+        </w:tc>
+      </w:tr>
+    </w:tbl>
+    <w:p>
+      <w:pPr>
+        <w:spacing w:before="220" w:after="40"/>
       </w:pPr>
       <w:r>
         <w:rPr>
@@ -958,7 +1386,7 @@
           <w:color w:val="1F2D5C"/>
           <w:sz w:val="21"/>
         </w:rPr>
-        <w:t>2.1  Matriz de perfis por cargo</w:t>
+        <w:t>★  2.1  Matriz de perfis por cargo</w:t>
       </w:r>
     </w:p>
     <w:tbl>
@@ -975,7 +1403,7 @@
       <w:tr>
         <w:tc>
           <w:tcPr>
-            <w:tcW w:type="dxa" w:w="2381"/>
+            <w:tcW w:type="dxa" w:w="2608"/>
             <w:shd w:val="clear" w:color="auto" w:fill="EEF2F8"/>
           </w:tcPr>
           <w:p>
@@ -985,13 +1413,13 @@
                 <w:color w:val="1F2D5C"/>
                 <w:sz w:val="17"/>
               </w:rPr>
-              <w:t>O que a regra decide</w:t>
+              <w:t>O que decide</w:t>
             </w:r>
           </w:p>
         </w:tc>
         <w:tc>
           <w:tcPr>
-            <w:tcW w:type="dxa" w:w="6973"/>
+            <w:tcW w:type="dxa" w:w="6746"/>
           </w:tcPr>
           <w:p>
             <w:r>
@@ -999,7 +1427,7 @@
                 <w:color w:val="2C3340"/>
                 <w:sz w:val="18"/>
               </w:rPr>
-              <w:t>O perfil esperado, quando existe matriz para o cargo.</w:t>
+              <w:t>O perfil esperado, quando existe matriz para o cargo. É a regra principal — as outras entram onde ela não alcança.</w:t>
             </w:r>
           </w:p>
         </w:tc>
@@ -1007,7 +1435,7 @@
       <w:tr>
         <w:tc>
           <w:tcPr>
-            <w:tcW w:type="dxa" w:w="2381"/>
+            <w:tcW w:type="dxa" w:w="2608"/>
             <w:shd w:val="clear" w:color="auto" w:fill="EEF2F8"/>
           </w:tcPr>
           <w:p>
@@ -1017,13 +1445,13 @@
                 <w:color w:val="1F2D5C"/>
                 <w:sz w:val="17"/>
               </w:rPr>
-              <w:t>Critério exato</w:t>
+              <w:t>Critério</w:t>
             </w:r>
           </w:p>
         </w:tc>
         <w:tc>
           <w:tcPr>
-            <w:tcW w:type="dxa" w:w="6973"/>
+            <w:tcW w:type="dxa" w:w="6746"/>
           </w:tcPr>
           <w:p>
             <w:r>
@@ -1031,7 +1459,7 @@
                 <w:color w:val="2C3340"/>
                 <w:sz w:val="18"/>
               </w:rPr>
-              <w:t>Chave: centro de custo + cargo. É a regra principal — as demais são usadas quando esta não alcança a pessoa.</w:t>
+              <w:t>Chave: centro de custo + cargo.</w:t>
             </w:r>
           </w:p>
         </w:tc>
@@ -1039,7 +1467,7 @@
       <w:tr>
         <w:tc>
           <w:tcPr>
-            <w:tcW w:type="dxa" w:w="2381"/>
+            <w:tcW w:type="dxa" w:w="2608"/>
             <w:shd w:val="clear" w:color="auto" w:fill="EEF2F8"/>
           </w:tcPr>
           <w:p>
@@ -1049,13 +1477,13 @@
                 <w:color w:val="1F2D5C"/>
                 <w:sz w:val="17"/>
               </w:rPr>
-              <w:t>Onde ver no painel</w:t>
+              <w:t>Como conferir</w:t>
             </w:r>
           </w:p>
         </w:tc>
         <w:tc>
           <w:tcPr>
-            <w:tcW w:type="dxa" w:w="6973"/>
+            <w:tcW w:type="dxa" w:w="6746"/>
           </w:tcPr>
           <w:p>
             <w:r>
@@ -1063,7 +1491,7 @@
                 <w:color w:val="2C3340"/>
                 <w:sz w:val="18"/>
               </w:rPr>
-              <w:t>Pendências → coluna Origem = MATRIZ.</w:t>
+              <w:t>Pendências → filtro Origem, valores que começam com “Matriz ”.</w:t>
             </w:r>
           </w:p>
         </w:tc>
@@ -1071,7 +1499,7 @@
       <w:tr>
         <w:tc>
           <w:tcPr>
-            <w:tcW w:type="dxa" w:w="2381"/>
+            <w:tcW w:type="dxa" w:w="2608"/>
             <w:shd w:val="clear" w:color="auto" w:fill="EEF2F8"/>
           </w:tcPr>
           <w:p>
@@ -1081,21 +1509,22 @@
                 <w:color w:val="1F2D5C"/>
                 <w:sz w:val="17"/>
               </w:rPr>
-              <w:t>Na base entregue</w:t>
+              <w:t>Deve mostrar</w:t>
             </w:r>
           </w:p>
         </w:tc>
         <w:tc>
           <w:tcPr>
-            <w:tcW w:type="dxa" w:w="6973"/>
+            <w:tcW w:type="dxa" w:w="6746"/>
           </w:tcPr>
           <w:p>
             <w:r>
               <w:rPr>
-                <w:color w:val="2C3340"/>
+                <w:b/>
+                <w:color w:val="1E7B43"/>
                 <w:sz w:val="18"/>
               </w:rPr>
-              <w:t>2.249 validações. Matriz carregada: SYSTUR 6.580 linhas · Oracle 3.682 · SICA RA 206 · SIGOT 195 · SICA Esfera 106 · IC 67.</w:t>
+              <w:t>SYSTUR 1.021  ·  ORACLE_EBS 144  ·  SIGOT 121  ·  SICA_RA 95  ·  IC_INTEGRADOR_CONTABIL 50  ·  SICA_ESFERA 10 (pessoas).</w:t>
             </w:r>
           </w:p>
         </w:tc>
@@ -1103,7 +1532,7 @@
       <w:tr>
         <w:tc>
           <w:tcPr>
-            <w:tcW w:type="dxa" w:w="2381"/>
+            <w:tcW w:type="dxa" w:w="2608"/>
             <w:shd w:val="clear" w:color="auto" w:fill="1F2D5C"/>
           </w:tcPr>
           <w:p>
@@ -1113,13 +1542,13 @@
                 <w:color w:val="FFFFFF"/>
                 <w:sz w:val="17"/>
               </w:rPr>
-              <w:t>Parecer (preencher)</w:t>
+              <w:t>A regra está correta? Se não, qual deveria ser?</w:t>
             </w:r>
           </w:p>
         </w:tc>
         <w:tc>
           <w:tcPr>
-            <w:tcW w:type="dxa" w:w="6973"/>
+            <w:tcW w:type="dxa" w:w="6746"/>
             <w:shd w:val="clear" w:color="auto" w:fill="FCF9EE"/>
           </w:tcPr>
           <w:p>
@@ -1135,7 +1564,7 @@
     </w:tbl>
     <w:p>
       <w:pPr>
-        <w:spacing w:before="200" w:after="40"/>
+        <w:spacing w:before="220" w:after="40"/>
       </w:pPr>
       <w:r>
         <w:rPr>
@@ -1160,7 +1589,7 @@
       <w:tr>
         <w:tc>
           <w:tcPr>
-            <w:tcW w:type="dxa" w:w="2381"/>
+            <w:tcW w:type="dxa" w:w="2608"/>
             <w:shd w:val="clear" w:color="auto" w:fill="EEF2F8"/>
           </w:tcPr>
           <w:p>
@@ -1170,13 +1599,13 @@
                 <w:color w:val="1F2D5C"/>
                 <w:sz w:val="17"/>
               </w:rPr>
-              <w:t>O que a regra decide</w:t>
+              <w:t>O que decide</w:t>
             </w:r>
           </w:p>
         </w:tc>
         <w:tc>
           <w:tcPr>
-            <w:tcW w:type="dxa" w:w="6973"/>
+            <w:tcW w:type="dxa" w:w="6746"/>
           </w:tcPr>
           <w:p>
             <w:r>
@@ -1192,7 +1621,7 @@
       <w:tr>
         <w:tc>
           <w:tcPr>
-            <w:tcW w:type="dxa" w:w="2381"/>
+            <w:tcW w:type="dxa" w:w="2608"/>
             <w:shd w:val="clear" w:color="auto" w:fill="EEF2F8"/>
           </w:tcPr>
           <w:p>
@@ -1202,13 +1631,13 @@
                 <w:color w:val="1F2D5C"/>
                 <w:sz w:val="17"/>
               </w:rPr>
-              <w:t>Critério exato</w:t>
+              <w:t>Critério</w:t>
             </w:r>
           </w:p>
         </w:tc>
         <w:tc>
           <w:tcPr>
-            <w:tcW w:type="dxa" w:w="6973"/>
+            <w:tcW w:type="dxa" w:w="6746"/>
           </w:tcPr>
           <w:p>
             <w:r>
@@ -1216,7 +1645,7 @@
                 <w:color w:val="2C3340"/>
                 <w:sz w:val="18"/>
               </w:rPr>
-              <w:t>Chave: centro de custo + gestor. Aplicada ANTES da regra de “Em Análise”, senão sistemas sem dados de CCO virariam enxurrada de Em Análise falso.</w:t>
+              <w:t>Chave: centro de custo + gestor. Aplicada ANTES da regra de Em Análise, senão sistemas sem CCO virariam enxurrada de Em Análise falso.</w:t>
             </w:r>
           </w:p>
         </w:tc>
@@ -1224,7 +1653,7 @@
       <w:tr>
         <w:tc>
           <w:tcPr>
-            <w:tcW w:type="dxa" w:w="2381"/>
+            <w:tcW w:type="dxa" w:w="2608"/>
             <w:shd w:val="clear" w:color="auto" w:fill="EEF2F8"/>
           </w:tcPr>
           <w:p>
@@ -1234,13 +1663,13 @@
                 <w:color w:val="1F2D5C"/>
                 <w:sz w:val="17"/>
               </w:rPr>
-              <w:t>Onde ver no painel</w:t>
+              <w:t>Como conferir</w:t>
             </w:r>
           </w:p>
         </w:tc>
         <w:tc>
           <w:tcPr>
-            <w:tcW w:type="dxa" w:w="6973"/>
+            <w:tcW w:type="dxa" w:w="6746"/>
           </w:tcPr>
           <w:p>
             <w:r>
@@ -1248,7 +1677,7 @@
                 <w:color w:val="2C3340"/>
                 <w:sz w:val="18"/>
               </w:rPr>
-              <w:t>Pendências → coluna Origem = CCO.</w:t>
+              <w:t>Pendências → filtro Origem = “Matriz CCO”.</w:t>
             </w:r>
           </w:p>
         </w:tc>
@@ -1256,7 +1685,7 @@
       <w:tr>
         <w:tc>
           <w:tcPr>
-            <w:tcW w:type="dxa" w:w="2381"/>
+            <w:tcW w:type="dxa" w:w="2608"/>
             <w:shd w:val="clear" w:color="auto" w:fill="EEF2F8"/>
           </w:tcPr>
           <w:p>
@@ -1266,21 +1695,22 @@
                 <w:color w:val="1F2D5C"/>
                 <w:sz w:val="17"/>
               </w:rPr>
-              <w:t>Na base entregue</w:t>
+              <w:t>Deve mostrar</w:t>
             </w:r>
           </w:p>
         </w:tc>
         <w:tc>
           <w:tcPr>
-            <w:tcW w:type="dxa" w:w="6973"/>
+            <w:tcW w:type="dxa" w:w="6746"/>
           </w:tcPr>
           <w:p>
             <w:r>
               <w:rPr>
-                <w:color w:val="2C3340"/>
+                <w:b/>
+                <w:color w:val="1E7B43"/>
                 <w:sz w:val="18"/>
               </w:rPr>
-              <w:t>1.708 validações: SYSTUR 945 · SIGOT 349 · Oracle 266 · SICA RA 138 · SICA Esfera 10.</w:t>
+              <w:t>599 pessoas.</w:t>
             </w:r>
           </w:p>
         </w:tc>
@@ -1288,7 +1718,7 @@
       <w:tr>
         <w:tc>
           <w:tcPr>
-            <w:tcW w:type="dxa" w:w="2381"/>
+            <w:tcW w:type="dxa" w:w="2608"/>
             <w:shd w:val="clear" w:color="auto" w:fill="1F2D5C"/>
           </w:tcPr>
           <w:p>
@@ -1298,13 +1728,13 @@
                 <w:color w:val="FFFFFF"/>
                 <w:sz w:val="17"/>
               </w:rPr>
-              <w:t>Parecer (preencher)</w:t>
+              <w:t>A regra está correta? Se não, qual deveria ser?</w:t>
             </w:r>
           </w:p>
         </w:tc>
         <w:tc>
           <w:tcPr>
-            <w:tcW w:type="dxa" w:w="6973"/>
+            <w:tcW w:type="dxa" w:w="6746"/>
             <w:shd w:val="clear" w:color="auto" w:fill="FCF9EE"/>
           </w:tcPr>
           <w:p>
@@ -1320,7 +1750,7 @@
     </w:tbl>
     <w:p>
       <w:pPr>
-        <w:spacing w:before="200" w:after="40"/>
+        <w:spacing w:before="220" w:after="40"/>
       </w:pPr>
       <w:r>
         <w:rPr>
@@ -1328,7 +1758,7 @@
           <w:color w:val="1F2D5C"/>
           <w:sz w:val="21"/>
         </w:rPr>
-        <w:t>2.3  Espelho dinâmico do SIG</w:t>
+        <w:t>★  2.3  Espelho dinâmico do SIG</w:t>
       </w:r>
     </w:p>
     <w:tbl>
@@ -1345,7 +1775,7 @@
       <w:tr>
         <w:tc>
           <w:tcPr>
-            <w:tcW w:type="dxa" w:w="2381"/>
+            <w:tcW w:type="dxa" w:w="2608"/>
             <w:shd w:val="clear" w:color="auto" w:fill="EEF2F8"/>
           </w:tcPr>
           <w:p>
@@ -1355,13 +1785,13 @@
                 <w:color w:val="1F2D5C"/>
                 <w:sz w:val="17"/>
               </w:rPr>
-              <w:t>O que a regra decide</w:t>
+              <w:t>O que decide</w:t>
             </w:r>
           </w:p>
         </w:tc>
         <w:tc>
           <w:tcPr>
-            <w:tcW w:type="dxa" w:w="6973"/>
+            <w:tcW w:type="dxa" w:w="6746"/>
           </w:tcPr>
           <w:p>
             <w:r>
@@ -1377,7 +1807,7 @@
       <w:tr>
         <w:tc>
           <w:tcPr>
-            <w:tcW w:type="dxa" w:w="2381"/>
+            <w:tcW w:type="dxa" w:w="2608"/>
             <w:shd w:val="clear" w:color="auto" w:fill="EEF2F8"/>
           </w:tcPr>
           <w:p>
@@ -1387,13 +1817,13 @@
                 <w:color w:val="1F2D5C"/>
                 <w:sz w:val="17"/>
               </w:rPr>
-              <w:t>Critério exato</w:t>
+              <w:t>Critério</w:t>
             </w:r>
           </w:p>
         </w:tc>
         <w:tc>
           <w:tcPr>
-            <w:tcW w:type="dxa" w:w="6973"/>
+            <w:tcW w:type="dxa" w:w="6746"/>
           </w:tcPr>
           <w:p>
             <w:r>
@@ -1401,7 +1831,7 @@
                 <w:color w:val="2C3340"/>
                 <w:sz w:val="18"/>
               </w:rPr>
-              <w:t>Olha os COLEGAS da pessoa e considera padrão o perfil presente em pelo menos 70% deles. Grupo: centro de custo + gestor + cargo; se não houver gente suficiente, cai para centro de custo + gestor. Exige no mínimo 2 colegas que usem o SIG — com menos, não há padrão que se sustente.</w:t>
+              <w:t>Olha os COLEGAS e considera padrão o perfil presente em pelo menos 70% deles. Grupo: centro de custo + gestor + cargo; sem gente suficiente, cai para centro de custo + gestor. Exige no mínimo 2 colegas usando o SIG — com menos não há padrão que se sustente.</w:t>
             </w:r>
           </w:p>
         </w:tc>
@@ -1409,7 +1839,7 @@
       <w:tr>
         <w:tc>
           <w:tcPr>
-            <w:tcW w:type="dxa" w:w="2381"/>
+            <w:tcW w:type="dxa" w:w="2608"/>
             <w:shd w:val="clear" w:color="auto" w:fill="EEF2F8"/>
           </w:tcPr>
           <w:p>
@@ -1419,13 +1849,13 @@
                 <w:color w:val="1F2D5C"/>
                 <w:sz w:val="17"/>
               </w:rPr>
-              <w:t>Onde ver no painel</w:t>
+              <w:t>Como conferir</w:t>
             </w:r>
           </w:p>
         </w:tc>
         <w:tc>
           <w:tcPr>
-            <w:tcW w:type="dxa" w:w="6973"/>
+            <w:tcW w:type="dxa" w:w="6746"/>
           </w:tcPr>
           <w:p>
             <w:r>
@@ -1433,7 +1863,7 @@
                 <w:color w:val="2C3340"/>
                 <w:sz w:val="18"/>
               </w:rPr>
-              <w:t>Pendências → filtro Sistema = SIG; Origem = ESPELHO.</w:t>
+              <w:t>Pendências → filtro Sistema = SIG.</w:t>
             </w:r>
           </w:p>
         </w:tc>
@@ -1441,7 +1871,7 @@
       <w:tr>
         <w:tc>
           <w:tcPr>
-            <w:tcW w:type="dxa" w:w="2381"/>
+            <w:tcW w:type="dxa" w:w="2608"/>
             <w:shd w:val="clear" w:color="auto" w:fill="EEF2F8"/>
           </w:tcPr>
           <w:p>
@@ -1451,21 +1881,22 @@
                 <w:color w:val="1F2D5C"/>
                 <w:sz w:val="17"/>
               </w:rPr>
-              <w:t>Na base entregue</w:t>
+              <w:t>Deve mostrar</w:t>
             </w:r>
           </w:p>
         </w:tc>
         <w:tc>
           <w:tcPr>
-            <w:tcW w:type="dxa" w:w="6973"/>
+            <w:tcW w:type="dxa" w:w="6746"/>
           </w:tcPr>
           <w:p>
             <w:r>
               <w:rPr>
-                <w:color w:val="2C3340"/>
+                <w:b/>
+                <w:color w:val="1E7B43"/>
                 <w:sz w:val="18"/>
               </w:rPr>
-              <w:t>654 validações. Veredito: Sem Acesso 289 · Em Análise 280 · Aderente 215 · Alterar 15.</w:t>
+              <w:t>300 pessoas a tratar no SIG.</w:t>
             </w:r>
           </w:p>
         </w:tc>
@@ -1473,7 +1904,7 @@
       <w:tr>
         <w:tc>
           <w:tcPr>
-            <w:tcW w:type="dxa" w:w="2381"/>
+            <w:tcW w:type="dxa" w:w="2608"/>
             <w:shd w:val="clear" w:color="auto" w:fill="1F2D5C"/>
           </w:tcPr>
           <w:p>
@@ -1483,13 +1914,13 @@
                 <w:color w:val="FFFFFF"/>
                 <w:sz w:val="17"/>
               </w:rPr>
-              <w:t>Parecer (preencher)</w:t>
+              <w:t>A regra está correta? Se não, qual deveria ser?</w:t>
             </w:r>
           </w:p>
         </w:tc>
         <w:tc>
           <w:tcPr>
-            <w:tcW w:type="dxa" w:w="6973"/>
+            <w:tcW w:type="dxa" w:w="6746"/>
             <w:shd w:val="clear" w:color="auto" w:fill="FCF9EE"/>
           </w:tcPr>
           <w:p>
@@ -1513,12 +1944,12 @@
           <w:color w:val="7A5B10"/>
           <w:sz w:val="17"/>
         </w:rPr>
-        <w:t>Os 70% e o mínimo de 2 colegas são parâmetros — mudar o número muda quantas pendências o SIG gera. É a regra que mais depende do seu julgamento.</w:t>
+        <w:t>Os 70% e o mínimo de 2 colegas são parâmetros: mexer neles muda diretamente quantas pendências o SIG gera. É a regra que mais depende do seu julgamento.</w:t>
       </w:r>
     </w:p>
     <w:p>
       <w:pPr>
-        <w:spacing w:before="200" w:after="40"/>
+        <w:spacing w:before="220" w:after="40"/>
       </w:pPr>
       <w:r>
         <w:rPr>
@@ -1543,7 +1974,7 @@
       <w:tr>
         <w:tc>
           <w:tcPr>
-            <w:tcW w:type="dxa" w:w="2381"/>
+            <w:tcW w:type="dxa" w:w="2608"/>
             <w:shd w:val="clear" w:color="auto" w:fill="EEF2F8"/>
           </w:tcPr>
           <w:p>
@@ -1553,13 +1984,13 @@
                 <w:color w:val="1F2D5C"/>
                 <w:sz w:val="17"/>
               </w:rPr>
-              <w:t>O que a regra decide</w:t>
+              <w:t>O que decide</w:t>
             </w:r>
           </w:p>
         </w:tc>
         <w:tc>
           <w:tcPr>
-            <w:tcW w:type="dxa" w:w="6973"/>
+            <w:tcW w:type="dxa" w:w="6746"/>
           </w:tcPr>
           <w:p>
             <w:r>
@@ -1575,7 +2006,7 @@
       <w:tr>
         <w:tc>
           <w:tcPr>
-            <w:tcW w:type="dxa" w:w="2381"/>
+            <w:tcW w:type="dxa" w:w="2608"/>
             <w:shd w:val="clear" w:color="auto" w:fill="EEF2F8"/>
           </w:tcPr>
           <w:p>
@@ -1585,13 +2016,13 @@
                 <w:color w:val="1F2D5C"/>
                 <w:sz w:val="17"/>
               </w:rPr>
-              <w:t>Critério exato</w:t>
+              <w:t>Critério</w:t>
             </w:r>
           </w:p>
         </w:tc>
         <w:tc>
           <w:tcPr>
-            <w:tcW w:type="dxa" w:w="6973"/>
+            <w:tcW w:type="dxa" w:w="6746"/>
           </w:tcPr>
           <w:p>
             <w:r>
@@ -1599,7 +2030,7 @@
                 <w:color w:val="2C3340"/>
                 <w:sz w:val="18"/>
               </w:rPr>
-              <w:t>Mesma lógica de espelho (70%, mínimo 2 pares), com chave própria: terceiro espelha por empresa + supervisor; franqueado e prestador espelham por empresa + gestor do diretório. Vale em todos os sistemas.</w:t>
+              <w:t>Mesma lógica de espelho (70%, mínimo 2 pares), com chave própria: terceiro espelha por empresa + supervisor; franqueado e prestador, por empresa + gestor do diretório. Vale em todos os sistemas.</w:t>
             </w:r>
           </w:p>
         </w:tc>
@@ -1607,7 +2038,7 @@
       <w:tr>
         <w:tc>
           <w:tcPr>
-            <w:tcW w:type="dxa" w:w="2381"/>
+            <w:tcW w:type="dxa" w:w="2608"/>
             <w:shd w:val="clear" w:color="auto" w:fill="EEF2F8"/>
           </w:tcPr>
           <w:p>
@@ -1617,13 +2048,13 @@
                 <w:color w:val="1F2D5C"/>
                 <w:sz w:val="17"/>
               </w:rPr>
-              <w:t>Onde ver no painel</w:t>
+              <w:t>Como conferir</w:t>
             </w:r>
           </w:p>
         </w:tc>
         <w:tc>
           <w:tcPr>
-            <w:tcW w:type="dxa" w:w="6973"/>
+            <w:tcW w:type="dxa" w:w="6746"/>
           </w:tcPr>
           <w:p>
             <w:r>
@@ -1631,7 +2062,7 @@
                 <w:color w:val="2C3340"/>
                 <w:sz w:val="18"/>
               </w:rPr>
-              <w:t>Pendências → coluna Origem começa com ESPELHO_.</w:t>
+              <w:t>Pendências → filtro Vínculo, tudo que não seja Funcionário.</w:t>
             </w:r>
           </w:p>
         </w:tc>
@@ -1639,7 +2070,7 @@
       <w:tr>
         <w:tc>
           <w:tcPr>
-            <w:tcW w:type="dxa" w:w="2381"/>
+            <w:tcW w:type="dxa" w:w="2608"/>
             <w:shd w:val="clear" w:color="auto" w:fill="EEF2F8"/>
           </w:tcPr>
           <w:p>
@@ -1649,21 +2080,22 @@
                 <w:color w:val="1F2D5C"/>
                 <w:sz w:val="17"/>
               </w:rPr>
-              <w:t>Na base entregue</w:t>
+              <w:t>Deve mostrar</w:t>
             </w:r>
           </w:p>
         </w:tc>
         <w:tc>
           <w:tcPr>
-            <w:tcW w:type="dxa" w:w="6973"/>
+            <w:tcW w:type="dxa" w:w="6746"/>
           </w:tcPr>
           <w:p>
             <w:r>
               <w:rPr>
-                <w:color w:val="2C3340"/>
+                <w:b/>
+                <w:color w:val="1E7B43"/>
                 <w:sz w:val="18"/>
               </w:rPr>
-              <w:t>Franqueado 767 · prestador 644 · terceiro 163.</w:t>
+              <w:t>Franqueado 767  ·  Prestador 391  ·  Terceiro 109 (pessoas).</w:t>
             </w:r>
           </w:p>
         </w:tc>
@@ -1671,7 +2103,7 @@
       <w:tr>
         <w:tc>
           <w:tcPr>
-            <w:tcW w:type="dxa" w:w="2381"/>
+            <w:tcW w:type="dxa" w:w="2608"/>
             <w:shd w:val="clear" w:color="auto" w:fill="1F2D5C"/>
           </w:tcPr>
           <w:p>
@@ -1681,13 +2113,13 @@
                 <w:color w:val="FFFFFF"/>
                 <w:sz w:val="17"/>
               </w:rPr>
-              <w:t>Parecer (preencher)</w:t>
+              <w:t>A regra está correta? Se não, qual deveria ser?</w:t>
             </w:r>
           </w:p>
         </w:tc>
         <w:tc>
           <w:tcPr>
-            <w:tcW w:type="dxa" w:w="6973"/>
+            <w:tcW w:type="dxa" w:w="6746"/>
             <w:shd w:val="clear" w:color="auto" w:fill="FCF9EE"/>
           </w:tcPr>
           <w:p>
@@ -1703,7 +2135,7 @@
     </w:tbl>
     <w:p>
       <w:pPr>
-        <w:spacing w:before="200" w:after="40"/>
+        <w:spacing w:before="220" w:after="40"/>
       </w:pPr>
       <w:r>
         <w:rPr>
@@ -1711,7 +2143,7 @@
           <w:color w:val="1F2D5C"/>
           <w:sz w:val="21"/>
         </w:rPr>
-        <w:t>2.5  Limiar de inclusão — 30% de adesão</w:t>
+        <w:t>★  2.5  Limiar de inclusão — 30% de adesão</w:t>
       </w:r>
     </w:p>
     <w:tbl>
@@ -1728,7 +2160,7 @@
       <w:tr>
         <w:tc>
           <w:tcPr>
-            <w:tcW w:type="dxa" w:w="2381"/>
+            <w:tcW w:type="dxa" w:w="2608"/>
             <w:shd w:val="clear" w:color="auto" w:fill="EEF2F8"/>
           </w:tcPr>
           <w:p>
@@ -1738,13 +2170,13 @@
                 <w:color w:val="1F2D5C"/>
                 <w:sz w:val="17"/>
               </w:rPr>
-              <w:t>O que a regra decide</w:t>
+              <w:t>O que decide</w:t>
             </w:r>
           </w:p>
         </w:tc>
         <w:tc>
           <w:tcPr>
-            <w:tcW w:type="dxa" w:w="6973"/>
+            <w:tcW w:type="dxa" w:w="6746"/>
           </w:tcPr>
           <w:p>
             <w:r>
@@ -1752,7 +2184,7 @@
                 <w:color w:val="2C3340"/>
                 <w:sz w:val="18"/>
               </w:rPr>
-              <w:t>Se a falta de um acesso vira pendência de “Incluir Acesso”.</w:t>
+              <w:t>Se a falta de um acesso vira pendência de Incluir Acesso.</w:t>
             </w:r>
           </w:p>
         </w:tc>
@@ -1760,7 +2192,7 @@
       <w:tr>
         <w:tc>
           <w:tcPr>
-            <w:tcW w:type="dxa" w:w="2381"/>
+            <w:tcW w:type="dxa" w:w="2608"/>
             <w:shd w:val="clear" w:color="auto" w:fill="EEF2F8"/>
           </w:tcPr>
           <w:p>
@@ -1770,13 +2202,13 @@
                 <w:color w:val="1F2D5C"/>
                 <w:sz w:val="17"/>
               </w:rPr>
-              <w:t>Critério exato</w:t>
+              <w:t>Critério</w:t>
             </w:r>
           </w:p>
         </w:tc>
         <w:tc>
           <w:tcPr>
-            <w:tcW w:type="dxa" w:w="6973"/>
+            <w:tcW w:type="dxa" w:w="6746"/>
           </w:tcPr>
           <w:p>
             <w:r>
@@ -1784,7 +2216,7 @@
                 <w:color w:val="2C3340"/>
                 <w:sz w:val="18"/>
               </w:rPr>
-              <w:t>Só gera Incluir Acesso quando pelo menos 30% das pessoas daquele cargo já têm o acesso ao sistema. Abaixo disso a matriz provavelmente abrange demais, e cobrar inclusão inundaria a fila com ruído.</w:t>
+              <w:t>Só cobra inclusão quando pelo menos 30% das pessoas daquele cargo já têm o acesso. Abaixo disso a matriz provavelmente abrange demais, e cobrar inundaria a fila de ruído.</w:t>
             </w:r>
           </w:p>
         </w:tc>
@@ -1792,7 +2224,7 @@
       <w:tr>
         <w:tc>
           <w:tcPr>
-            <w:tcW w:type="dxa" w:w="2381"/>
+            <w:tcW w:type="dxa" w:w="2608"/>
             <w:shd w:val="clear" w:color="auto" w:fill="EEF2F8"/>
           </w:tcPr>
           <w:p>
@@ -1802,13 +2234,13 @@
                 <w:color w:val="1F2D5C"/>
                 <w:sz w:val="17"/>
               </w:rPr>
-              <w:t>Onde ver no painel</w:t>
+              <w:t>Como conferir</w:t>
             </w:r>
           </w:p>
         </w:tc>
         <w:tc>
           <w:tcPr>
-            <w:tcW w:type="dxa" w:w="6973"/>
+            <w:tcW w:type="dxa" w:w="6746"/>
           </w:tcPr>
           <w:p>
             <w:r>
@@ -1824,7 +2256,7 @@
       <w:tr>
         <w:tc>
           <w:tcPr>
-            <w:tcW w:type="dxa" w:w="2381"/>
+            <w:tcW w:type="dxa" w:w="2608"/>
             <w:shd w:val="clear" w:color="auto" w:fill="EEF2F8"/>
           </w:tcPr>
           <w:p>
@@ -1834,21 +2266,22 @@
                 <w:color w:val="1F2D5C"/>
                 <w:sz w:val="17"/>
               </w:rPr>
-              <w:t>Na base entregue</w:t>
+              <w:t>Deve mostrar</w:t>
             </w:r>
           </w:p>
         </w:tc>
         <w:tc>
           <w:tcPr>
-            <w:tcW w:type="dxa" w:w="6973"/>
+            <w:tcW w:type="dxa" w:w="6746"/>
           </w:tcPr>
           <w:p>
             <w:r>
               <w:rPr>
-                <w:color w:val="2C3340"/>
+                <w:b/>
+                <w:color w:val="1E7B43"/>
                 <w:sz w:val="18"/>
               </w:rPr>
-              <w:t>1.587 inclusões suprimidas por este critério.</w:t>
+              <w:t>1.323 pessoas sobraram em Incluir Acesso depois do corte.</w:t>
             </w:r>
           </w:p>
         </w:tc>
@@ -1856,7 +2289,7 @@
       <w:tr>
         <w:tc>
           <w:tcPr>
-            <w:tcW w:type="dxa" w:w="2381"/>
+            <w:tcW w:type="dxa" w:w="2608"/>
             <w:shd w:val="clear" w:color="auto" w:fill="1F2D5C"/>
           </w:tcPr>
           <w:p>
@@ -1866,13 +2299,13 @@
                 <w:color w:val="FFFFFF"/>
                 <w:sz w:val="17"/>
               </w:rPr>
-              <w:t>Parecer (preencher)</w:t>
+              <w:t>A regra está correta? Se não, qual deveria ser?</w:t>
             </w:r>
           </w:p>
         </w:tc>
         <w:tc>
           <w:tcPr>
-            <w:tcW w:type="dxa" w:w="6973"/>
+            <w:tcW w:type="dxa" w:w="6746"/>
             <w:shd w:val="clear" w:color="auto" w:fill="FCF9EE"/>
           </w:tcPr>
           <w:p>
@@ -1896,12 +2329,12 @@
           <w:color w:val="7A5B10"/>
           <w:sz w:val="17"/>
         </w:rPr>
-        <w:t>Parâmetro ajustável: 0% desliga a regra (tudo vira pendência). Se a CVC quiser cobrar inclusão mesmo em cargo de baixa adesão, é só baixar.</w:t>
+        <w:t>Parâmetro ajustável: 0% desliga a regra e tudo vira pendência. Se a CVC quiser cobrar inclusão mesmo em cargo de baixa adesão, é só baixar.</w:t>
       </w:r>
     </w:p>
     <w:p>
       <w:pPr>
-        <w:spacing w:before="200" w:after="40"/>
+        <w:spacing w:before="220" w:after="40"/>
       </w:pPr>
       <w:r>
         <w:rPr>
@@ -1926,7 +2359,7 @@
       <w:tr>
         <w:tc>
           <w:tcPr>
-            <w:tcW w:type="dxa" w:w="2381"/>
+            <w:tcW w:type="dxa" w:w="2608"/>
             <w:shd w:val="clear" w:color="auto" w:fill="EEF2F8"/>
           </w:tcPr>
           <w:p>
@@ -1936,13 +2369,13 @@
                 <w:color w:val="1F2D5C"/>
                 <w:sz w:val="17"/>
               </w:rPr>
-              <w:t>O que a regra decide</w:t>
+              <w:t>O que decide</w:t>
             </w:r>
           </w:p>
         </w:tc>
         <w:tc>
           <w:tcPr>
-            <w:tcW w:type="dxa" w:w="6973"/>
+            <w:tcW w:type="dxa" w:w="6746"/>
           </w:tcPr>
           <w:p>
             <w:r>
@@ -1958,7 +2391,7 @@
       <w:tr>
         <w:tc>
           <w:tcPr>
-            <w:tcW w:type="dxa" w:w="2381"/>
+            <w:tcW w:type="dxa" w:w="2608"/>
             <w:shd w:val="clear" w:color="auto" w:fill="EEF2F8"/>
           </w:tcPr>
           <w:p>
@@ -1968,13 +2401,13 @@
                 <w:color w:val="1F2D5C"/>
                 <w:sz w:val="17"/>
               </w:rPr>
-              <w:t>Critério exato</w:t>
+              <w:t>Critério</w:t>
             </w:r>
           </w:p>
         </w:tc>
         <w:tc>
           <w:tcPr>
-            <w:tcW w:type="dxa" w:w="6973"/>
+            <w:tcW w:type="dxa" w:w="6746"/>
           </w:tcPr>
           <w:p>
             <w:r>
@@ -1982,7 +2415,7 @@
                 <w:color w:val="2C3340"/>
                 <w:sz w:val="18"/>
               </w:rPr>
-              <w:t>Terceiro, franqueado ou prestador sem grupo-espelho com padrão não vira pendência. Sem par comparável, o sistema não tem base para afirmar que o acesso está errado — e acusar sem base gera retrabalho.</w:t>
+              <w:t>Terceiro, franqueado ou prestador sem grupo-espelho com padrão não vira pendência: sem par comparável, o sistema não tem base para afirmar que o acesso está errado, e acusar sem base gera retrabalho.</w:t>
             </w:r>
           </w:p>
         </w:tc>
@@ -1990,7 +2423,7 @@
       <w:tr>
         <w:tc>
           <w:tcPr>
-            <w:tcW w:type="dxa" w:w="2381"/>
+            <w:tcW w:type="dxa" w:w="2608"/>
             <w:shd w:val="clear" w:color="auto" w:fill="EEF2F8"/>
           </w:tcPr>
           <w:p>
@@ -2000,13 +2433,13 @@
                 <w:color w:val="1F2D5C"/>
                 <w:sz w:val="17"/>
               </w:rPr>
-              <w:t>Onde ver no painel</w:t>
+              <w:t>Como conferir</w:t>
             </w:r>
           </w:p>
         </w:tc>
         <w:tc>
           <w:tcPr>
-            <w:tcW w:type="dxa" w:w="6973"/>
+            <w:tcW w:type="dxa" w:w="6746"/>
           </w:tcPr>
           <w:p>
             <w:r>
@@ -2022,7 +2455,7 @@
       <w:tr>
         <w:tc>
           <w:tcPr>
-            <w:tcW w:type="dxa" w:w="2381"/>
+            <w:tcW w:type="dxa" w:w="2608"/>
             <w:shd w:val="clear" w:color="auto" w:fill="EEF2F8"/>
           </w:tcPr>
           <w:p>
@@ -2032,21 +2465,22 @@
                 <w:color w:val="1F2D5C"/>
                 <w:sz w:val="17"/>
               </w:rPr>
-              <w:t>Na base entregue</w:t>
+              <w:t>Deve mostrar</w:t>
             </w:r>
           </w:p>
         </w:tc>
         <w:tc>
           <w:tcPr>
-            <w:tcW w:type="dxa" w:w="6973"/>
+            <w:tcW w:type="dxa" w:w="6746"/>
           </w:tcPr>
           <w:p>
             <w:r>
               <w:rPr>
-                <w:color w:val="2C3340"/>
+                <w:b/>
+                <w:color w:val="1E7B43"/>
                 <w:sz w:val="18"/>
               </w:rPr>
-              <w:t>4.337 acessos nesta situação.</w:t>
+              <w:t>Nenhuma pendência é criada nesses casos.</w:t>
             </w:r>
           </w:p>
         </w:tc>
@@ -2054,7 +2488,7 @@
       <w:tr>
         <w:tc>
           <w:tcPr>
-            <w:tcW w:type="dxa" w:w="2381"/>
+            <w:tcW w:type="dxa" w:w="2608"/>
             <w:shd w:val="clear" w:color="auto" w:fill="1F2D5C"/>
           </w:tcPr>
           <w:p>
@@ -2064,13 +2498,13 @@
                 <w:color w:val="FFFFFF"/>
                 <w:sz w:val="17"/>
               </w:rPr>
-              <w:t>Parecer (preencher)</w:t>
+              <w:t>A regra está correta? Se não, qual deveria ser?</w:t>
             </w:r>
           </w:p>
         </w:tc>
         <w:tc>
           <w:tcPr>
-            <w:tcW w:type="dxa" w:w="6973"/>
+            <w:tcW w:type="dxa" w:w="6746"/>
             <w:shd w:val="clear" w:color="auto" w:fill="FCF9EE"/>
           </w:tcPr>
           <w:p>
@@ -2086,7 +2520,7 @@
     </w:tbl>
     <w:p>
       <w:pPr>
-        <w:spacing w:before="200" w:after="40"/>
+        <w:spacing w:before="220" w:after="40"/>
       </w:pPr>
       <w:r>
         <w:rPr>
@@ -2094,7 +2528,7 @@
           <w:color w:val="1F2D5C"/>
           <w:sz w:val="21"/>
         </w:rPr>
-        <w:t>2.7  Dois ou mais perfis e nenhum aderente → Em Análise</w:t>
+        <w:t>★  2.7  Dois ou mais perfis e nenhum aderente → Em Análise</w:t>
       </w:r>
     </w:p>
     <w:tbl>
@@ -2111,7 +2545,7 @@
       <w:tr>
         <w:tc>
           <w:tcPr>
-            <w:tcW w:type="dxa" w:w="2381"/>
+            <w:tcW w:type="dxa" w:w="2608"/>
             <w:shd w:val="clear" w:color="auto" w:fill="EEF2F8"/>
           </w:tcPr>
           <w:p>
@@ -2121,13 +2555,13 @@
                 <w:color w:val="1F2D5C"/>
                 <w:sz w:val="17"/>
               </w:rPr>
-              <w:t>O que a regra decide</w:t>
+              <w:t>O que decide</w:t>
             </w:r>
           </w:p>
         </w:tc>
         <w:tc>
           <w:tcPr>
-            <w:tcW w:type="dxa" w:w="6973"/>
+            <w:tcW w:type="dxa" w:w="6746"/>
           </w:tcPr>
           <w:p>
             <w:r>
@@ -2135,7 +2569,7 @@
                 <w:color w:val="2C3340"/>
                 <w:sz w:val="18"/>
               </w:rPr>
-              <w:t>O veredito quando a pessoa tem acesso, mas nada bate com o esperado.</w:t>
+              <w:t>O veredito quando a pessoa tem acesso mas nada bate com o esperado.</w:t>
             </w:r>
           </w:p>
         </w:tc>
@@ -2143,7 +2577,7 @@
       <w:tr>
         <w:tc>
           <w:tcPr>
-            <w:tcW w:type="dxa" w:w="2381"/>
+            <w:tcW w:type="dxa" w:w="2608"/>
             <w:shd w:val="clear" w:color="auto" w:fill="EEF2F8"/>
           </w:tcPr>
           <w:p>
@@ -2153,13 +2587,13 @@
                 <w:color w:val="1F2D5C"/>
                 <w:sz w:val="17"/>
               </w:rPr>
-              <w:t>Critério exato</w:t>
+              <w:t>Critério</w:t>
             </w:r>
           </w:p>
         </w:tc>
         <w:tc>
           <w:tcPr>
-            <w:tcW w:type="dxa" w:w="6973"/>
+            <w:tcW w:type="dxa" w:w="6746"/>
           </w:tcPr>
           <w:p>
             <w:r>
@@ -2167,7 +2601,7 @@
                 <w:color w:val="2C3340"/>
                 <w:sz w:val="18"/>
               </w:rPr>
-              <w:t>Com 2+ acessos ou 2+ perfis esperados, vai para Em Análise (pode ser excesso ou ambiguidade, precisa de gente). Com exatamente 1 de cada e eles não casam, é Alterar Perfil — aí o erro é claro.</w:t>
+              <w:t>Com 2+ acessos ou 2+ perfis esperados vai para Em Análise (excesso ou ambiguidade — precisa de gente). Com exatamente 1 de cada que não casam, é Alterar Perfil: aí o erro é claro.</w:t>
             </w:r>
           </w:p>
         </w:tc>
@@ -2175,7 +2609,7 @@
       <w:tr>
         <w:tc>
           <w:tcPr>
-            <w:tcW w:type="dxa" w:w="2381"/>
+            <w:tcW w:type="dxa" w:w="2608"/>
             <w:shd w:val="clear" w:color="auto" w:fill="EEF2F8"/>
           </w:tcPr>
           <w:p>
@@ -2185,13 +2619,13 @@
                 <w:color w:val="1F2D5C"/>
                 <w:sz w:val="17"/>
               </w:rPr>
-              <w:t>Onde ver no painel</w:t>
+              <w:t>Como conferir</w:t>
             </w:r>
           </w:p>
         </w:tc>
         <w:tc>
           <w:tcPr>
-            <w:tcW w:type="dxa" w:w="6973"/>
+            <w:tcW w:type="dxa" w:w="6746"/>
           </w:tcPr>
           <w:p>
             <w:r>
@@ -2199,7 +2633,7 @@
                 <w:color w:val="2C3340"/>
                 <w:sz w:val="18"/>
               </w:rPr>
-              <w:t>Pendências → filtro Ação = “Em Análise”.</w:t>
+              <w:t>Pendências → filtro Ação = “Em Análise”; depois “Alterar Perfil”.</w:t>
             </w:r>
           </w:p>
         </w:tc>
@@ -2207,7 +2641,7 @@
       <w:tr>
         <w:tc>
           <w:tcPr>
-            <w:tcW w:type="dxa" w:w="2381"/>
+            <w:tcW w:type="dxa" w:w="2608"/>
             <w:shd w:val="clear" w:color="auto" w:fill="EEF2F8"/>
           </w:tcPr>
           <w:p>
@@ -2217,21 +2651,22 @@
                 <w:color w:val="1F2D5C"/>
                 <w:sz w:val="17"/>
               </w:rPr>
-              <w:t>Na base entregue</w:t>
+              <w:t>Deve mostrar</w:t>
             </w:r>
           </w:p>
         </w:tc>
         <w:tc>
           <w:tcPr>
-            <w:tcW w:type="dxa" w:w="6973"/>
+            <w:tcW w:type="dxa" w:w="6746"/>
           </w:tcPr>
           <w:p>
             <w:r>
               <w:rPr>
-                <w:color w:val="2C3340"/>
+                <w:b/>
+                <w:color w:val="1E7B43"/>
                 <w:sz w:val="18"/>
               </w:rPr>
-              <w:t>Em Análise: SIG 280 · SYSTUR 63 · SIGOT 16 · SICA RA 10 · IC 10 · Oracle 6.</w:t>
+              <w:t>Em Análise 338 pessoas  ·  Alterar Perfil 25 pessoas.</w:t>
             </w:r>
           </w:p>
         </w:tc>
@@ -2239,7 +2674,7 @@
       <w:tr>
         <w:tc>
           <w:tcPr>
-            <w:tcW w:type="dxa" w:w="2381"/>
+            <w:tcW w:type="dxa" w:w="2608"/>
             <w:shd w:val="clear" w:color="auto" w:fill="1F2D5C"/>
           </w:tcPr>
           <w:p>
@@ -2249,13 +2684,13 @@
                 <w:color w:val="FFFFFF"/>
                 <w:sz w:val="17"/>
               </w:rPr>
-              <w:t>Parecer (preencher)</w:t>
+              <w:t>A regra está correta? Se não, qual deveria ser?</w:t>
             </w:r>
           </w:p>
         </w:tc>
         <w:tc>
           <w:tcPr>
-            <w:tcW w:type="dxa" w:w="6973"/>
+            <w:tcW w:type="dxa" w:w="6746"/>
             <w:shd w:val="clear" w:color="auto" w:fill="FCF9EE"/>
           </w:tcPr>
           <w:p>
@@ -2271,7 +2706,7 @@
     </w:tbl>
     <w:p>
       <w:pPr>
-        <w:spacing w:before="200" w:after="40"/>
+        <w:spacing w:before="220" w:after="40"/>
       </w:pPr>
       <w:r>
         <w:rPr>
@@ -2279,7 +2714,7 @@
           <w:color w:val="1F2D5C"/>
           <w:sz w:val="21"/>
         </w:rPr>
-        <w:t>2.8  Perfil por aproximação (só IC)</w:t>
+        <w:t>2.8  Perfil por aproximação (só no IC)</w:t>
       </w:r>
     </w:p>
     <w:tbl>
@@ -2296,7 +2731,7 @@
       <w:tr>
         <w:tc>
           <w:tcPr>
-            <w:tcW w:type="dxa" w:w="2381"/>
+            <w:tcW w:type="dxa" w:w="2608"/>
             <w:shd w:val="clear" w:color="auto" w:fill="EEF2F8"/>
           </w:tcPr>
           <w:p>
@@ -2306,13 +2741,13 @@
                 <w:color w:val="1F2D5C"/>
                 <w:sz w:val="17"/>
               </w:rPr>
-              <w:t>O que a regra decide</w:t>
+              <w:t>O que decide</w:t>
             </w:r>
           </w:p>
         </w:tc>
         <w:tc>
           <w:tcPr>
-            <w:tcW w:type="dxa" w:w="6973"/>
+            <w:tcW w:type="dxa" w:w="6746"/>
           </w:tcPr>
           <w:p>
             <w:r>
@@ -2328,7 +2763,7 @@
       <w:tr>
         <w:tc>
           <w:tcPr>
-            <w:tcW w:type="dxa" w:w="2381"/>
+            <w:tcW w:type="dxa" w:w="2608"/>
             <w:shd w:val="clear" w:color="auto" w:fill="EEF2F8"/>
           </w:tcPr>
           <w:p>
@@ -2338,13 +2773,13 @@
                 <w:color w:val="1F2D5C"/>
                 <w:sz w:val="17"/>
               </w:rPr>
-              <w:t>Critério exato</w:t>
+              <w:t>Critério</w:t>
             </w:r>
           </w:p>
         </w:tc>
         <w:tc>
           <w:tcPr>
-            <w:tcW w:type="dxa" w:w="6973"/>
+            <w:tcW w:type="dxa" w:w="6746"/>
           </w:tcPr>
           <w:p>
             <w:r>
@@ -2360,7 +2795,7 @@
       <w:tr>
         <w:tc>
           <w:tcPr>
-            <w:tcW w:type="dxa" w:w="2381"/>
+            <w:tcW w:type="dxa" w:w="2608"/>
             <w:shd w:val="clear" w:color="auto" w:fill="EEF2F8"/>
           </w:tcPr>
           <w:p>
@@ -2370,13 +2805,13 @@
                 <w:color w:val="1F2D5C"/>
                 <w:sz w:val="17"/>
               </w:rPr>
-              <w:t>Onde ver no painel</w:t>
+              <w:t>Como conferir</w:t>
             </w:r>
           </w:p>
         </w:tc>
         <w:tc>
           <w:tcPr>
-            <w:tcW w:type="dxa" w:w="6973"/>
+            <w:tcW w:type="dxa" w:w="6746"/>
           </w:tcPr>
           <w:p>
             <w:r>
@@ -2384,7 +2819,7 @@
                 <w:color w:val="2C3340"/>
                 <w:sz w:val="18"/>
               </w:rPr>
-              <w:t>IC: Aderente 48 · Sem Acesso 36 · Em Análise 10.</w:t>
+              <w:t>Pendências → filtro Sistema = IC_INTEGRADOR_CONTABIL.</w:t>
             </w:r>
           </w:p>
         </w:tc>
@@ -2392,7 +2827,7 @@
       <w:tr>
         <w:tc>
           <w:tcPr>
-            <w:tcW w:type="dxa" w:w="2381"/>
+            <w:tcW w:type="dxa" w:w="2608"/>
             <w:shd w:val="clear" w:color="auto" w:fill="EEF2F8"/>
           </w:tcPr>
           <w:p>
@@ -2402,21 +2837,22 @@
                 <w:color w:val="1F2D5C"/>
                 <w:sz w:val="17"/>
               </w:rPr>
-              <w:t>Na base entregue</w:t>
+              <w:t>Deve mostrar</w:t>
             </w:r>
           </w:p>
         </w:tc>
         <w:tc>
           <w:tcPr>
-            <w:tcW w:type="dxa" w:w="6973"/>
+            <w:tcW w:type="dxa" w:w="6746"/>
           </w:tcPr>
           <w:p>
             <w:r>
               <w:rPr>
-                <w:color w:val="2C3340"/>
+                <w:b/>
+                <w:color w:val="1E7B43"/>
                 <w:sz w:val="18"/>
               </w:rPr>
-              <w:t>Solução temporária, para ser removida quando a matriz for padronizada.</w:t>
+              <w:t>11 pessoas a tratar. Solução temporária, a remover quando a matriz for padronizada.</w:t>
             </w:r>
           </w:p>
         </w:tc>
@@ -2424,7 +2860,7 @@
       <w:tr>
         <w:tc>
           <w:tcPr>
-            <w:tcW w:type="dxa" w:w="2381"/>
+            <w:tcW w:type="dxa" w:w="2608"/>
             <w:shd w:val="clear" w:color="auto" w:fill="1F2D5C"/>
           </w:tcPr>
           <w:p>
@@ -2434,13 +2870,13 @@
                 <w:color w:val="FFFFFF"/>
                 <w:sz w:val="17"/>
               </w:rPr>
-              <w:t>Parecer (preencher)</w:t>
+              <w:t>A regra está correta? Se não, qual deveria ser?</w:t>
             </w:r>
           </w:p>
         </w:tc>
         <w:tc>
           <w:tcPr>
-            <w:tcW w:type="dxa" w:w="6973"/>
+            <w:tcW w:type="dxa" w:w="6746"/>
             <w:shd w:val="clear" w:color="auto" w:fill="FCF9EE"/>
           </w:tcPr>
           <w:p>
@@ -2456,7 +2892,7 @@
     </w:tbl>
     <w:p>
       <w:pPr>
-        <w:spacing w:before="200" w:after="40"/>
+        <w:spacing w:before="220" w:after="40"/>
       </w:pPr>
       <w:r>
         <w:rPr>
@@ -2481,7 +2917,7 @@
       <w:tr>
         <w:tc>
           <w:tcPr>
-            <w:tcW w:type="dxa" w:w="2381"/>
+            <w:tcW w:type="dxa" w:w="2608"/>
             <w:shd w:val="clear" w:color="auto" w:fill="EEF2F8"/>
           </w:tcPr>
           <w:p>
@@ -2491,13 +2927,13 @@
                 <w:color w:val="1F2D5C"/>
                 <w:sz w:val="17"/>
               </w:rPr>
-              <w:t>O que a regra decide</w:t>
+              <w:t>O que decide</w:t>
             </w:r>
           </w:p>
         </w:tc>
         <w:tc>
           <w:tcPr>
-            <w:tcW w:type="dxa" w:w="6973"/>
+            <w:tcW w:type="dxa" w:w="6746"/>
           </w:tcPr>
           <w:p>
             <w:r>
@@ -2513,7 +2949,7 @@
       <w:tr>
         <w:tc>
           <w:tcPr>
-            <w:tcW w:type="dxa" w:w="2381"/>
+            <w:tcW w:type="dxa" w:w="2608"/>
             <w:shd w:val="clear" w:color="auto" w:fill="EEF2F8"/>
           </w:tcPr>
           <w:p>
@@ -2523,13 +2959,13 @@
                 <w:color w:val="1F2D5C"/>
                 <w:sz w:val="17"/>
               </w:rPr>
-              <w:t>Critério exato</w:t>
+              <w:t>Critério</w:t>
             </w:r>
           </w:p>
         </w:tc>
         <w:tc>
           <w:tcPr>
-            <w:tcW w:type="dxa" w:w="6973"/>
+            <w:tcW w:type="dxa" w:w="6746"/>
           </w:tcPr>
           <w:p>
             <w:r>
@@ -2537,7 +2973,7 @@
                 <w:color w:val="2C3340"/>
                 <w:sz w:val="18"/>
               </w:rPr>
-              <w:t>Sem informação de status, o sistema não decide sozinho: manda para Em Análise em vez de assumir ativo (acusaria indevidamente) ou bloqueado (esconderia risco).</w:t>
+              <w:t>Sem informação de status o sistema não decide sozinho: manda para Em Análise, em vez de assumir ativo (acusaria indevidamente) ou bloqueado (esconderia risco).</w:t>
             </w:r>
           </w:p>
         </w:tc>
@@ -2545,7 +2981,7 @@
       <w:tr>
         <w:tc>
           <w:tcPr>
-            <w:tcW w:type="dxa" w:w="2381"/>
+            <w:tcW w:type="dxa" w:w="2608"/>
             <w:shd w:val="clear" w:color="auto" w:fill="EEF2F8"/>
           </w:tcPr>
           <w:p>
@@ -2555,13 +2991,13 @@
                 <w:color w:val="1F2D5C"/>
                 <w:sz w:val="17"/>
               </w:rPr>
-              <w:t>Onde ver no painel</w:t>
+              <w:t>Como conferir</w:t>
             </w:r>
           </w:p>
         </w:tc>
         <w:tc>
           <w:tcPr>
-            <w:tcW w:type="dxa" w:w="6973"/>
+            <w:tcW w:type="dxa" w:w="6746"/>
           </w:tcPr>
           <w:p>
             <w:r>
@@ -2577,7 +3013,7 @@
       <w:tr>
         <w:tc>
           <w:tcPr>
-            <w:tcW w:type="dxa" w:w="2381"/>
+            <w:tcW w:type="dxa" w:w="2608"/>
             <w:shd w:val="clear" w:color="auto" w:fill="EEF2F8"/>
           </w:tcPr>
           <w:p>
@@ -2587,21 +3023,22 @@
                 <w:color w:val="1F2D5C"/>
                 <w:sz w:val="17"/>
               </w:rPr>
-              <w:t>Na base entregue</w:t>
+              <w:t>Deve mostrar</w:t>
             </w:r>
           </w:p>
         </w:tc>
         <w:tc>
           <w:tcPr>
-            <w:tcW w:type="dxa" w:w="6973"/>
+            <w:tcW w:type="dxa" w:w="6746"/>
           </w:tcPr>
           <w:p>
             <w:r>
               <w:rPr>
-                <w:color w:val="2C3340"/>
+                <w:b/>
+                <w:color w:val="1E7B43"/>
                 <w:sz w:val="18"/>
               </w:rPr>
-              <w:t>10 resultados nesta situação.</w:t>
+              <w:t>Poucos casos nesta base; a regra existe para não decidir no escuro.</w:t>
             </w:r>
           </w:p>
         </w:tc>
@@ -2609,7 +3046,7 @@
       <w:tr>
         <w:tc>
           <w:tcPr>
-            <w:tcW w:type="dxa" w:w="2381"/>
+            <w:tcW w:type="dxa" w:w="2608"/>
             <w:shd w:val="clear" w:color="auto" w:fill="1F2D5C"/>
           </w:tcPr>
           <w:p>
@@ -2619,13 +3056,13 @@
                 <w:color w:val="FFFFFF"/>
                 <w:sz w:val="17"/>
               </w:rPr>
-              <w:t>Parecer (preencher)</w:t>
+              <w:t>A regra está correta? Se não, qual deveria ser?</w:t>
             </w:r>
           </w:p>
         </w:tc>
         <w:tc>
           <w:tcPr>
-            <w:tcW w:type="dxa" w:w="6973"/>
+            <w:tcW w:type="dxa" w:w="6746"/>
             <w:shd w:val="clear" w:color="auto" w:fill="FCF9EE"/>
           </w:tcPr>
           <w:p>
@@ -2652,7 +3089,7 @@
         <w:rPr>
           <w:color w:val="1F2D5C"/>
         </w:rPr>
-        <w:t>3. Ciclo de vida — o que muda depois que a pessoa muda</w:t>
+        <w:t>3. Ciclo de vida — o que muda quando a pessoa muda</w:t>
       </w:r>
     </w:p>
     <w:p>
@@ -2671,7 +3108,7 @@
     </w:p>
     <w:p>
       <w:pPr>
-        <w:spacing w:before="200" w:after="40"/>
+        <w:spacing w:before="220" w:after="40"/>
       </w:pPr>
       <w:r>
         <w:rPr>
@@ -2679,7 +3116,7 @@
           <w:color w:val="1F2D5C"/>
           <w:sz w:val="21"/>
         </w:rPr>
-        <w:t>3.1  Desligado com acesso ativo</w:t>
+        <w:t>★  3.1  Desligado com acesso ativo</w:t>
       </w:r>
     </w:p>
     <w:tbl>
@@ -2696,7 +3133,7 @@
       <w:tr>
         <w:tc>
           <w:tcPr>
-            <w:tcW w:type="dxa" w:w="2381"/>
+            <w:tcW w:type="dxa" w:w="2608"/>
             <w:shd w:val="clear" w:color="auto" w:fill="EEF2F8"/>
           </w:tcPr>
           <w:p>
@@ -2706,13 +3143,13 @@
                 <w:color w:val="1F2D5C"/>
                 <w:sz w:val="17"/>
               </w:rPr>
-              <w:t>O que a regra decide</w:t>
+              <w:t>O que decide</w:t>
             </w:r>
           </w:p>
         </w:tc>
         <w:tc>
           <w:tcPr>
-            <w:tcW w:type="dxa" w:w="6973"/>
+            <w:tcW w:type="dxa" w:w="6746"/>
           </w:tcPr>
           <w:p>
             <w:r>
@@ -2728,7 +3165,7 @@
       <w:tr>
         <w:tc>
           <w:tcPr>
-            <w:tcW w:type="dxa" w:w="2381"/>
+            <w:tcW w:type="dxa" w:w="2608"/>
             <w:shd w:val="clear" w:color="auto" w:fill="EEF2F8"/>
           </w:tcPr>
           <w:p>
@@ -2738,13 +3175,13 @@
                 <w:color w:val="1F2D5C"/>
                 <w:sz w:val="17"/>
               </w:rPr>
-              <w:t>Critério exato</w:t>
+              <w:t>Critério</w:t>
             </w:r>
           </w:p>
         </w:tc>
         <w:tc>
           <w:tcPr>
-            <w:tcW w:type="dxa" w:w="6973"/>
+            <w:tcW w:type="dxa" w:w="6746"/>
           </w:tcPr>
           <w:p>
             <w:r>
@@ -2752,7 +3189,7 @@
                 <w:color w:val="2C3340"/>
                 <w:sz w:val="18"/>
               </w:rPr>
-              <w:t>Cruza a base de desligados do RH com os extratos dos sistemas. Conta bloqueada não conta (regra 1.2) — já está revogada.</w:t>
+              <w:t>Cruza a base de desligados do RH com os extratos. Conta bloqueada não conta (regra 1.2) — já está revogada.</w:t>
             </w:r>
           </w:p>
         </w:tc>
@@ -2760,7 +3197,7 @@
       <w:tr>
         <w:tc>
           <w:tcPr>
-            <w:tcW w:type="dxa" w:w="2381"/>
+            <w:tcW w:type="dxa" w:w="2608"/>
             <w:shd w:val="clear" w:color="auto" w:fill="EEF2F8"/>
           </w:tcPr>
           <w:p>
@@ -2770,13 +3207,13 @@
                 <w:color w:val="1F2D5C"/>
                 <w:sz w:val="17"/>
               </w:rPr>
-              <w:t>Onde ver no painel</w:t>
+              <w:t>Como conferir</w:t>
             </w:r>
           </w:p>
         </w:tc>
         <w:tc>
           <w:tcPr>
-            <w:tcW w:type="dxa" w:w="6973"/>
+            <w:tcW w:type="dxa" w:w="6746"/>
           </w:tcPr>
           <w:p>
             <w:r>
@@ -2784,7 +3221,7 @@
                 <w:color w:val="2C3340"/>
                 <w:sz w:val="18"/>
               </w:rPr>
-              <w:t>Aba Desligados.</w:t>
+              <w:t>Aba Desligados → visão “A tratar”.</w:t>
             </w:r>
           </w:p>
         </w:tc>
@@ -2792,7 +3229,7 @@
       <w:tr>
         <w:tc>
           <w:tcPr>
-            <w:tcW w:type="dxa" w:w="2381"/>
+            <w:tcW w:type="dxa" w:w="2608"/>
             <w:shd w:val="clear" w:color="auto" w:fill="EEF2F8"/>
           </w:tcPr>
           <w:p>
@@ -2802,21 +3239,22 @@
                 <w:color w:val="1F2D5C"/>
                 <w:sz w:val="17"/>
               </w:rPr>
-              <w:t>Na base entregue</w:t>
+              <w:t>Deve mostrar</w:t>
             </w:r>
           </w:p>
         </w:tc>
         <w:tc>
           <w:tcPr>
-            <w:tcW w:type="dxa" w:w="6973"/>
+            <w:tcW w:type="dxa" w:w="6746"/>
           </w:tcPr>
           <w:p>
             <w:r>
               <w:rPr>
-                <w:color w:val="2C3340"/>
+                <w:b/>
+                <w:color w:val="1E7B43"/>
                 <w:sz w:val="18"/>
               </w:rPr>
-              <w:t>19.309 divergências, sobre 29.831 desligados na base.</w:t>
+              <w:t>762 pessoas a tratar, de 29.831 desligados na base.</w:t>
             </w:r>
           </w:p>
         </w:tc>
@@ -2824,7 +3262,7 @@
       <w:tr>
         <w:tc>
           <w:tcPr>
-            <w:tcW w:type="dxa" w:w="2381"/>
+            <w:tcW w:type="dxa" w:w="2608"/>
             <w:shd w:val="clear" w:color="auto" w:fill="1F2D5C"/>
           </w:tcPr>
           <w:p>
@@ -2834,383 +3272,13 @@
                 <w:color w:val="FFFFFF"/>
                 <w:sz w:val="17"/>
               </w:rPr>
-              <w:t>Parecer (preencher)</w:t>
+              <w:t>A regra está correta? Se não, qual deveria ser?</w:t>
             </w:r>
           </w:p>
         </w:tc>
         <w:tc>
           <w:tcPr>
-            <w:tcW w:type="dxa" w:w="6973"/>
-            <w:shd w:val="clear" w:color="auto" w:fill="FCF9EE"/>
-          </w:tcPr>
-          <w:p>
-            <w:r>
-              <w:rPr>
-                <w:color w:val="2C3340"/>
-                <w:sz w:val="18"/>
-              </w:rPr>
-            </w:r>
-          </w:p>
-        </w:tc>
-      </w:tr>
-    </w:tbl>
-    <w:p>
-      <w:pPr>
-        <w:spacing w:before="200" w:after="40"/>
-      </w:pPr>
-      <w:r>
-        <w:rPr>
-          <w:b/>
-          <w:color w:val="1F2D5C"/>
-          <w:sz w:val="21"/>
-        </w:rPr>
-        <w:t>3.2  Transferido — detecção de movimentação</w:t>
-      </w:r>
-    </w:p>
-    <w:tbl>
-      <w:tblPr>
-        <w:tblStyle w:val="TableGrid"/>
-        <w:tblW w:type="auto" w:w="0"/>
-        <w:jc w:val="left"/>
-        <w:tblLook w:firstColumn="1" w:firstRow="1" w:lastColumn="0" w:lastRow="0" w:noHBand="0" w:noVBand="1" w:val="04A0"/>
-      </w:tblPr>
-      <w:tblGrid>
-        <w:gridCol w:w="4320"/>
-        <w:gridCol w:w="4320"/>
-      </w:tblGrid>
-      <w:tr>
-        <w:tc>
-          <w:tcPr>
-            <w:tcW w:type="dxa" w:w="2381"/>
-            <w:shd w:val="clear" w:color="auto" w:fill="EEF2F8"/>
-          </w:tcPr>
-          <w:p>
-            <w:r>
-              <w:rPr>
-                <w:b/>
-                <w:color w:val="1F2D5C"/>
-                <w:sz w:val="17"/>
-              </w:rPr>
-              <w:t>O que a regra decide</w:t>
-            </w:r>
-          </w:p>
-        </w:tc>
-        <w:tc>
-          <w:tcPr>
-            <w:tcW w:type="dxa" w:w="6973"/>
-          </w:tcPr>
-          <w:p>
-            <w:r>
-              <w:rPr>
-                <w:color w:val="2C3340"/>
-                <w:sz w:val="18"/>
-              </w:rPr>
-              <w:t>Quem mudou de função e por isso precisa ter o acesso revisto.</w:t>
-            </w:r>
-          </w:p>
-        </w:tc>
-      </w:tr>
-      <w:tr>
-        <w:tc>
-          <w:tcPr>
-            <w:tcW w:type="dxa" w:w="2381"/>
-            <w:shd w:val="clear" w:color="auto" w:fill="EEF2F8"/>
-          </w:tcPr>
-          <w:p>
-            <w:r>
-              <w:rPr>
-                <w:b/>
-                <w:color w:val="1F2D5C"/>
-                <w:sz w:val="17"/>
-              </w:rPr>
-              <w:t>Critério exato</w:t>
-            </w:r>
-          </w:p>
-        </w:tc>
-        <w:tc>
-          <w:tcPr>
-            <w:tcW w:type="dxa" w:w="6973"/>
-          </w:tcPr>
-          <w:p>
-            <w:r>
-              <w:rPr>
-                <w:color w:val="2C3340"/>
-                <w:sz w:val="18"/>
-              </w:rPr>
-              <w:t>Compara cada carga de RH com a anterior e detecta mudança em cargo, centro de custo, departamento ou gestor. Só a mudança entre execuções é enxergada — por isso o histórico depende de rodar regularmente.</w:t>
-            </w:r>
-          </w:p>
-        </w:tc>
-      </w:tr>
-      <w:tr>
-        <w:tc>
-          <w:tcPr>
-            <w:tcW w:type="dxa" w:w="2381"/>
-            <w:shd w:val="clear" w:color="auto" w:fill="EEF2F8"/>
-          </w:tcPr>
-          <w:p>
-            <w:r>
-              <w:rPr>
-                <w:b/>
-                <w:color w:val="1F2D5C"/>
-                <w:sz w:val="17"/>
-              </w:rPr>
-              <w:t>Onde ver no painel</w:t>
-            </w:r>
-          </w:p>
-        </w:tc>
-        <w:tc>
-          <w:tcPr>
-            <w:tcW w:type="dxa" w:w="6973"/>
-          </w:tcPr>
-          <w:p>
-            <w:r>
-              <w:rPr>
-                <w:color w:val="2C3340"/>
-                <w:sz w:val="18"/>
-              </w:rPr>
-              <w:t>Aba Transferidos; e o de/para de cada pessoa no detalhe.</w:t>
-            </w:r>
-          </w:p>
-        </w:tc>
-      </w:tr>
-      <w:tr>
-        <w:tc>
-          <w:tcPr>
-            <w:tcW w:type="dxa" w:w="2381"/>
-            <w:shd w:val="clear" w:color="auto" w:fill="EEF2F8"/>
-          </w:tcPr>
-          <w:p>
-            <w:r>
-              <w:rPr>
-                <w:b/>
-                <w:color w:val="1F2D5C"/>
-                <w:sz w:val="17"/>
-              </w:rPr>
-              <w:t>Na base entregue</w:t>
-            </w:r>
-          </w:p>
-        </w:tc>
-        <w:tc>
-          <w:tcPr>
-            <w:tcW w:type="dxa" w:w="6973"/>
-          </w:tcPr>
-          <w:p>
-            <w:r>
-              <w:rPr>
-                <w:color w:val="2C3340"/>
-                <w:sz w:val="18"/>
-              </w:rPr>
-              <w:t>727 movimentações. O que mudou: gestor 372 · cargo 137 · centro de custo + departamento 60 · combinações 158.</w:t>
-            </w:r>
-          </w:p>
-        </w:tc>
-      </w:tr>
-      <w:tr>
-        <w:tc>
-          <w:tcPr>
-            <w:tcW w:type="dxa" w:w="2381"/>
-            <w:shd w:val="clear" w:color="auto" w:fill="1F2D5C"/>
-          </w:tcPr>
-          <w:p>
-            <w:r>
-              <w:rPr>
-                <w:b/>
-                <w:color w:val="FFFFFF"/>
-                <w:sz w:val="17"/>
-              </w:rPr>
-              <w:t>Parecer (preencher)</w:t>
-            </w:r>
-          </w:p>
-        </w:tc>
-        <w:tc>
-          <w:tcPr>
-            <w:tcW w:type="dxa" w:w="6973"/>
-            <w:shd w:val="clear" w:color="auto" w:fill="FCF9EE"/>
-          </w:tcPr>
-          <w:p>
-            <w:r>
-              <w:rPr>
-                <w:color w:val="2C3340"/>
-                <w:sz w:val="18"/>
-              </w:rPr>
-            </w:r>
-          </w:p>
-        </w:tc>
-      </w:tr>
-    </w:tbl>
-    <w:p>
-      <w:pPr>
-        <w:spacing w:before="200" w:after="40"/>
-      </w:pPr>
-      <w:r>
-        <w:rPr>
-          <w:b/>
-          <w:color w:val="1F2D5C"/>
-          <w:sz w:val="21"/>
-        </w:rPr>
-        <w:t>3.3  Revalidação depois da transferência</w:t>
-      </w:r>
-    </w:p>
-    <w:tbl>
-      <w:tblPr>
-        <w:tblStyle w:val="TableGrid"/>
-        <w:tblW w:type="auto" w:w="0"/>
-        <w:jc w:val="left"/>
-        <w:tblLook w:firstColumn="1" w:firstRow="1" w:lastColumn="0" w:lastRow="0" w:noHBand="0" w:noVBand="1" w:val="04A0"/>
-      </w:tblPr>
-      <w:tblGrid>
-        <w:gridCol w:w="4320"/>
-        <w:gridCol w:w="4320"/>
-      </w:tblGrid>
-      <w:tr>
-        <w:tc>
-          <w:tcPr>
-            <w:tcW w:type="dxa" w:w="2381"/>
-            <w:shd w:val="clear" w:color="auto" w:fill="EEF2F8"/>
-          </w:tcPr>
-          <w:p>
-            <w:r>
-              <w:rPr>
-                <w:b/>
-                <w:color w:val="1F2D5C"/>
-                <w:sz w:val="17"/>
-              </w:rPr>
-              <w:t>O que a regra decide</w:t>
-            </w:r>
-          </w:p>
-        </w:tc>
-        <w:tc>
-          <w:tcPr>
-            <w:tcW w:type="dxa" w:w="6973"/>
-          </w:tcPr>
-          <w:p>
-            <w:r>
-              <w:rPr>
-                <w:color w:val="2C3340"/>
-                <w:sz w:val="18"/>
-              </w:rPr>
-              <w:t>O que fazer com cada acesso de quem se moveu.</w:t>
-            </w:r>
-          </w:p>
-        </w:tc>
-      </w:tr>
-      <w:tr>
-        <w:tc>
-          <w:tcPr>
-            <w:tcW w:type="dxa" w:w="2381"/>
-            <w:shd w:val="clear" w:color="auto" w:fill="EEF2F8"/>
-          </w:tcPr>
-          <w:p>
-            <w:r>
-              <w:rPr>
-                <w:b/>
-                <w:color w:val="1F2D5C"/>
-                <w:sz w:val="17"/>
-              </w:rPr>
-              <w:t>Critério exato</w:t>
-            </w:r>
-          </w:p>
-        </w:tc>
-        <w:tc>
-          <w:tcPr>
-            <w:tcW w:type="dxa" w:w="6973"/>
-          </w:tcPr>
-          <w:p>
-            <w:r>
-              <w:rPr>
-                <w:color w:val="2C3340"/>
-                <w:sz w:val="18"/>
-              </w:rPr>
-              <w:t>Classifica cada acesso comparando o esperado ANTES e DEPOIS da mudança: MANTÉM (serve nas duas funções), SOBROU (servia na antiga, não serve na nova — é o que revogar), FALTA (a nova função exige e ela não tem), EXCESSO (não está em nenhum dos dois padrões).</w:t>
-            </w:r>
-          </w:p>
-        </w:tc>
-      </w:tr>
-      <w:tr>
-        <w:tc>
-          <w:tcPr>
-            <w:tcW w:type="dxa" w:w="2381"/>
-            <w:shd w:val="clear" w:color="auto" w:fill="EEF2F8"/>
-          </w:tcPr>
-          <w:p>
-            <w:r>
-              <w:rPr>
-                <w:b/>
-                <w:color w:val="1F2D5C"/>
-                <w:sz w:val="17"/>
-              </w:rPr>
-              <w:t>Onde ver no painel</w:t>
-            </w:r>
-          </w:p>
-        </w:tc>
-        <w:tc>
-          <w:tcPr>
-            <w:tcW w:type="dxa" w:w="6973"/>
-          </w:tcPr>
-          <w:p>
-            <w:r>
-              <w:rPr>
-                <w:color w:val="2C3340"/>
-                <w:sz w:val="18"/>
-              </w:rPr>
-              <w:t>Aba Transferidos → detalhe da pessoa.</w:t>
-            </w:r>
-          </w:p>
-        </w:tc>
-      </w:tr>
-      <w:tr>
-        <w:tc>
-          <w:tcPr>
-            <w:tcW w:type="dxa" w:w="2381"/>
-            <w:shd w:val="clear" w:color="auto" w:fill="EEF2F8"/>
-          </w:tcPr>
-          <w:p>
-            <w:r>
-              <w:rPr>
-                <w:b/>
-                <w:color w:val="1F2D5C"/>
-                <w:sz w:val="17"/>
-              </w:rPr>
-              <w:t>Na base entregue</w:t>
-            </w:r>
-          </w:p>
-        </w:tc>
-        <w:tc>
-          <w:tcPr>
-            <w:tcW w:type="dxa" w:w="6973"/>
-          </w:tcPr>
-          <w:p>
-            <w:r>
-              <w:rPr>
-                <w:color w:val="2C3340"/>
-                <w:sz w:val="18"/>
-              </w:rPr>
-              <w:t>Mantém 6.432 · Falta 4.064 · Excesso 1.953 · Sobrou 434.</w:t>
-            </w:r>
-          </w:p>
-        </w:tc>
-      </w:tr>
-      <w:tr>
-        <w:tc>
-          <w:tcPr>
-            <w:tcW w:type="dxa" w:w="2381"/>
-            <w:shd w:val="clear" w:color="auto" w:fill="1F2D5C"/>
-          </w:tcPr>
-          <w:p>
-            <w:r>
-              <w:rPr>
-                <w:b/>
-                <w:color w:val="FFFFFF"/>
-                <w:sz w:val="17"/>
-              </w:rPr>
-              <w:t>Parecer (preencher)</w:t>
-            </w:r>
-          </w:p>
-        </w:tc>
-        <w:tc>
-          <w:tcPr>
-            <w:tcW w:type="dxa" w:w="6973"/>
+            <w:tcW w:type="dxa" w:w="6746"/>
             <w:shd w:val="clear" w:color="auto" w:fill="FCF9EE"/>
           </w:tcPr>
           <w:p>
@@ -3234,12 +3302,12 @@
           <w:color w:val="7A5B10"/>
           <w:sz w:val="17"/>
         </w:rPr>
-        <w:t>O “Sobrou” (434) é o número operacional desta aba: são os acessos que a transferência tornou desnecessários.</w:t>
+        <w:t>A aba lista os 29.831 desligados, mas só 762 têm acesso ativo. É esse o número operacional — os outros já estão regulares.</w:t>
       </w:r>
     </w:p>
     <w:p>
       <w:pPr>
-        <w:spacing w:before="200" w:after="40"/>
+        <w:spacing w:before="220" w:after="40"/>
       </w:pPr>
       <w:r>
         <w:rPr>
@@ -3247,7 +3315,7 @@
           <w:color w:val="1F2D5C"/>
           <w:sz w:val="21"/>
         </w:rPr>
-        <w:t>3.4  Perfil inválido</w:t>
+        <w:t>3.2  Transferido — detecção da movimentação</w:t>
       </w:r>
     </w:p>
     <w:tbl>
@@ -3264,7 +3332,7 @@
       <w:tr>
         <w:tc>
           <w:tcPr>
-            <w:tcW w:type="dxa" w:w="2381"/>
+            <w:tcW w:type="dxa" w:w="2608"/>
             <w:shd w:val="clear" w:color="auto" w:fill="EEF2F8"/>
           </w:tcPr>
           <w:p>
@@ -3274,13 +3342,13 @@
                 <w:color w:val="1F2D5C"/>
                 <w:sz w:val="17"/>
               </w:rPr>
-              <w:t>O que a regra decide</w:t>
+              <w:t>O que decide</w:t>
             </w:r>
           </w:p>
         </w:tc>
         <w:tc>
           <w:tcPr>
-            <w:tcW w:type="dxa" w:w="6973"/>
+            <w:tcW w:type="dxa" w:w="6746"/>
           </w:tcPr>
           <w:p>
             <w:r>
@@ -3288,7 +3356,7 @@
                 <w:color w:val="2C3340"/>
                 <w:sz w:val="18"/>
               </w:rPr>
-              <w:t>Perfil que a pessoa tem e que não existe no que o cargo prevê.</w:t>
+              <w:t>Quem mudou de função e por isso precisa ter o acesso revisto.</w:t>
             </w:r>
           </w:p>
         </w:tc>
@@ -3296,7 +3364,7 @@
       <w:tr>
         <w:tc>
           <w:tcPr>
-            <w:tcW w:type="dxa" w:w="2381"/>
+            <w:tcW w:type="dxa" w:w="2608"/>
             <w:shd w:val="clear" w:color="auto" w:fill="EEF2F8"/>
           </w:tcPr>
           <w:p>
@@ -3306,13 +3374,13 @@
                 <w:color w:val="1F2D5C"/>
                 <w:sz w:val="17"/>
               </w:rPr>
-              <w:t>Critério exato</w:t>
+              <w:t>Critério</w:t>
             </w:r>
           </w:p>
         </w:tc>
         <w:tc>
           <w:tcPr>
-            <w:tcW w:type="dxa" w:w="6973"/>
+            <w:tcW w:type="dxa" w:w="6746"/>
           </w:tcPr>
           <w:p>
             <w:r>
@@ -3320,7 +3388,7 @@
                 <w:color w:val="2C3340"/>
                 <w:sz w:val="18"/>
               </w:rPr>
-              <w:t>Compara o perfil encontrado com a lista de perfis esperados do cargo.</w:t>
+              <w:t>Compara cada carga de RH com a anterior e detecta mudança em cargo, centro de custo, departamento ou gestor. Só enxerga a mudança ENTRE execuções — por isso o histórico depende de rodar com regularidade.</w:t>
             </w:r>
           </w:p>
         </w:tc>
@@ -3328,7 +3396,7 @@
       <w:tr>
         <w:tc>
           <w:tcPr>
-            <w:tcW w:type="dxa" w:w="2381"/>
+            <w:tcW w:type="dxa" w:w="2608"/>
             <w:shd w:val="clear" w:color="auto" w:fill="EEF2F8"/>
           </w:tcPr>
           <w:p>
@@ -3338,13 +3406,13 @@
                 <w:color w:val="1F2D5C"/>
                 <w:sz w:val="17"/>
               </w:rPr>
-              <w:t>Onde ver no painel</w:t>
+              <w:t>Como conferir</w:t>
             </w:r>
           </w:p>
         </w:tc>
         <w:tc>
           <w:tcPr>
-            <w:tcW w:type="dxa" w:w="6973"/>
+            <w:tcW w:type="dxa" w:w="6746"/>
           </w:tcPr>
           <w:p>
             <w:r>
@@ -3352,7 +3420,7 @@
                 <w:color w:val="2C3340"/>
                 <w:sz w:val="18"/>
               </w:rPr>
-              <w:t>Pendências → filtro Tipo.</w:t>
+              <w:t>Aba Transferidos.</w:t>
             </w:r>
           </w:p>
         </w:tc>
@@ -3360,7 +3428,7 @@
       <w:tr>
         <w:tc>
           <w:tcPr>
-            <w:tcW w:type="dxa" w:w="2381"/>
+            <w:tcW w:type="dxa" w:w="2608"/>
             <w:shd w:val="clear" w:color="auto" w:fill="EEF2F8"/>
           </w:tcPr>
           <w:p>
@@ -3370,21 +3438,22 @@
                 <w:color w:val="1F2D5C"/>
                 <w:sz w:val="17"/>
               </w:rPr>
-              <w:t>Na base entregue</w:t>
+              <w:t>Deve mostrar</w:t>
             </w:r>
           </w:p>
         </w:tc>
         <w:tc>
           <w:tcPr>
-            <w:tcW w:type="dxa" w:w="6973"/>
+            <w:tcW w:type="dxa" w:w="6746"/>
           </w:tcPr>
           <w:p>
             <w:r>
               <w:rPr>
-                <w:color w:val="2C3340"/>
+                <w:b/>
+                <w:color w:val="1E7B43"/>
                 <w:sz w:val="18"/>
               </w:rPr>
-              <w:t>249 divergências: Oracle 184 · SYSTUR 43 · SIGOT 10 · SICA RA 7 · SICA Esfera 3 · IC 2.</w:t>
+              <w:t>559 pessoas a revisar, de 727 movimentações detectadas.</w:t>
             </w:r>
           </w:p>
         </w:tc>
@@ -3392,7 +3461,7 @@
       <w:tr>
         <w:tc>
           <w:tcPr>
-            <w:tcW w:type="dxa" w:w="2381"/>
+            <w:tcW w:type="dxa" w:w="2608"/>
             <w:shd w:val="clear" w:color="auto" w:fill="1F2D5C"/>
           </w:tcPr>
           <w:p>
@@ -3402,13 +3471,13 @@
                 <w:color w:val="FFFFFF"/>
                 <w:sz w:val="17"/>
               </w:rPr>
-              <w:t>Parecer (preencher)</w:t>
+              <w:t>A regra está correta? Se não, qual deveria ser?</w:t>
             </w:r>
           </w:p>
         </w:tc>
         <w:tc>
           <w:tcPr>
-            <w:tcW w:type="dxa" w:w="6973"/>
+            <w:tcW w:type="dxa" w:w="6746"/>
             <w:shd w:val="clear" w:color="auto" w:fill="FCF9EE"/>
           </w:tcPr>
           <w:p>
@@ -3422,6 +3491,205 @@
         </w:tc>
       </w:tr>
     </w:tbl>
+    <w:p>
+      <w:pPr>
+        <w:spacing w:before="220" w:after="40"/>
+      </w:pPr>
+      <w:r>
+        <w:rPr>
+          <w:b/>
+          <w:color w:val="1F2D5C"/>
+          <w:sz w:val="21"/>
+        </w:rPr>
+        <w:t>★  3.3  Revalidação depois da transferência</w:t>
+      </w:r>
+    </w:p>
+    <w:tbl>
+      <w:tblPr>
+        <w:tblStyle w:val="TableGrid"/>
+        <w:tblW w:type="auto" w:w="0"/>
+        <w:jc w:val="left"/>
+        <w:tblLook w:firstColumn="1" w:firstRow="1" w:lastColumn="0" w:lastRow="0" w:noHBand="0" w:noVBand="1" w:val="04A0"/>
+      </w:tblPr>
+      <w:tblGrid>
+        <w:gridCol w:w="4320"/>
+        <w:gridCol w:w="4320"/>
+      </w:tblGrid>
+      <w:tr>
+        <w:tc>
+          <w:tcPr>
+            <w:tcW w:type="dxa" w:w="2608"/>
+            <w:shd w:val="clear" w:color="auto" w:fill="EEF2F8"/>
+          </w:tcPr>
+          <w:p>
+            <w:r>
+              <w:rPr>
+                <w:b/>
+                <w:color w:val="1F2D5C"/>
+                <w:sz w:val="17"/>
+              </w:rPr>
+              <w:t>O que decide</w:t>
+            </w:r>
+          </w:p>
+        </w:tc>
+        <w:tc>
+          <w:tcPr>
+            <w:tcW w:type="dxa" w:w="6746"/>
+          </w:tcPr>
+          <w:p>
+            <w:r>
+              <w:rPr>
+                <w:color w:val="2C3340"/>
+                <w:sz w:val="18"/>
+              </w:rPr>
+              <w:t>O que fazer com cada acesso de quem se moveu.</w:t>
+            </w:r>
+          </w:p>
+        </w:tc>
+      </w:tr>
+      <w:tr>
+        <w:tc>
+          <w:tcPr>
+            <w:tcW w:type="dxa" w:w="2608"/>
+            <w:shd w:val="clear" w:color="auto" w:fill="EEF2F8"/>
+          </w:tcPr>
+          <w:p>
+            <w:r>
+              <w:rPr>
+                <w:b/>
+                <w:color w:val="1F2D5C"/>
+                <w:sz w:val="17"/>
+              </w:rPr>
+              <w:t>Critério</w:t>
+            </w:r>
+          </w:p>
+        </w:tc>
+        <w:tc>
+          <w:tcPr>
+            <w:tcW w:type="dxa" w:w="6746"/>
+          </w:tcPr>
+          <w:p>
+            <w:r>
+              <w:rPr>
+                <w:color w:val="2C3340"/>
+                <w:sz w:val="18"/>
+              </w:rPr>
+              <w:t>Classifica cada acesso comparando o esperado ANTES e DEPOIS: MANTÉM (serve nas duas funções), SOBROU (servia na antiga e não na nova — é o que revogar), FALTA (a nova exige e ela não tem), EXCESSO (não está em nenhum dos dois padrões).</w:t>
+            </w:r>
+          </w:p>
+        </w:tc>
+      </w:tr>
+      <w:tr>
+        <w:tc>
+          <w:tcPr>
+            <w:tcW w:type="dxa" w:w="2608"/>
+            <w:shd w:val="clear" w:color="auto" w:fill="EEF2F8"/>
+          </w:tcPr>
+          <w:p>
+            <w:r>
+              <w:rPr>
+                <w:b/>
+                <w:color w:val="1F2D5C"/>
+                <w:sz w:val="17"/>
+              </w:rPr>
+              <w:t>Como conferir</w:t>
+            </w:r>
+          </w:p>
+        </w:tc>
+        <w:tc>
+          <w:tcPr>
+            <w:tcW w:type="dxa" w:w="6746"/>
+          </w:tcPr>
+          <w:p>
+            <w:r>
+              <w:rPr>
+                <w:color w:val="2C3340"/>
+                <w:sz w:val="18"/>
+              </w:rPr>
+              <w:t>Aba Transferidos → cartão “Sobrou”.</w:t>
+            </w:r>
+          </w:p>
+        </w:tc>
+      </w:tr>
+      <w:tr>
+        <w:tc>
+          <w:tcPr>
+            <w:tcW w:type="dxa" w:w="2608"/>
+            <w:shd w:val="clear" w:color="auto" w:fill="EEF2F8"/>
+          </w:tcPr>
+          <w:p>
+            <w:r>
+              <w:rPr>
+                <w:b/>
+                <w:color w:val="1F2D5C"/>
+                <w:sz w:val="17"/>
+              </w:rPr>
+              <w:t>Deve mostrar</w:t>
+            </w:r>
+          </w:p>
+        </w:tc>
+        <w:tc>
+          <w:tcPr>
+            <w:tcW w:type="dxa" w:w="6746"/>
+          </w:tcPr>
+          <w:p>
+            <w:r>
+              <w:rPr>
+                <w:b/>
+                <w:color w:val="1E7B43"/>
+                <w:sz w:val="18"/>
+              </w:rPr>
+              <w:t>434 acessos sobraram, em 35 pessoas.</w:t>
+            </w:r>
+          </w:p>
+        </w:tc>
+      </w:tr>
+      <w:tr>
+        <w:tc>
+          <w:tcPr>
+            <w:tcW w:type="dxa" w:w="2608"/>
+            <w:shd w:val="clear" w:color="auto" w:fill="1F2D5C"/>
+          </w:tcPr>
+          <w:p>
+            <w:r>
+              <w:rPr>
+                <w:b/>
+                <w:color w:val="FFFFFF"/>
+                <w:sz w:val="17"/>
+              </w:rPr>
+              <w:t>A regra está correta? Se não, qual deveria ser?</w:t>
+            </w:r>
+          </w:p>
+        </w:tc>
+        <w:tc>
+          <w:tcPr>
+            <w:tcW w:type="dxa" w:w="6746"/>
+            <w:shd w:val="clear" w:color="auto" w:fill="FCF9EE"/>
+          </w:tcPr>
+          <w:p>
+            <w:r>
+              <w:rPr>
+                <w:color w:val="2C3340"/>
+                <w:sz w:val="18"/>
+              </w:rPr>
+            </w:r>
+          </w:p>
+        </w:tc>
+      </w:tr>
+    </w:tbl>
+    <w:p>
+      <w:pPr>
+        <w:spacing w:after="160"/>
+      </w:pPr>
+      <w:r>
+        <w:rPr>
+          <w:i/>
+          <w:color w:val="7A5B10"/>
+          <w:sz w:val="17"/>
+        </w:rPr>
+        <w:t>“Sobrou” é o número operacional desta aba: os acessos que a transferência tornou desnecessários.</w:t>
+      </w:r>
+    </w:p>
     <w:p>
       <w:r>
         <w:br w:type="page"/>
@@ -3440,7 +3708,7 @@
     </w:p>
     <w:p>
       <w:pPr>
-        <w:spacing w:before="200" w:after="40"/>
+        <w:spacing w:before="220" w:after="40"/>
       </w:pPr>
       <w:r>
         <w:rPr>
@@ -3465,7 +3733,7 @@
       <w:tr>
         <w:tc>
           <w:tcPr>
-            <w:tcW w:type="dxa" w:w="2381"/>
+            <w:tcW w:type="dxa" w:w="2608"/>
             <w:shd w:val="clear" w:color="auto" w:fill="EEF2F8"/>
           </w:tcPr>
           <w:p>
@@ -3475,13 +3743,13 @@
                 <w:color w:val="1F2D5C"/>
                 <w:sz w:val="17"/>
               </w:rPr>
-              <w:t>O que a regra decide</w:t>
+              <w:t>O que decide</w:t>
             </w:r>
           </w:p>
         </w:tc>
         <w:tc>
           <w:tcPr>
-            <w:tcW w:type="dxa" w:w="6973"/>
+            <w:tcW w:type="dxa" w:w="6746"/>
           </w:tcPr>
           <w:p>
             <w:r>
@@ -3497,7 +3765,7 @@
       <w:tr>
         <w:tc>
           <w:tcPr>
-            <w:tcW w:type="dxa" w:w="2381"/>
+            <w:tcW w:type="dxa" w:w="2608"/>
             <w:shd w:val="clear" w:color="auto" w:fill="EEF2F8"/>
           </w:tcPr>
           <w:p>
@@ -3507,13 +3775,13 @@
                 <w:color w:val="1F2D5C"/>
                 <w:sz w:val="17"/>
               </w:rPr>
-              <w:t>Critério exato</w:t>
+              <w:t>Critério</w:t>
             </w:r>
           </w:p>
         </w:tc>
         <w:tc>
           <w:tcPr>
-            <w:tcW w:type="dxa" w:w="6973"/>
+            <w:tcW w:type="dxa" w:w="6746"/>
           </w:tcPr>
           <w:p>
             <w:r>
@@ -3529,7 +3797,7 @@
       <w:tr>
         <w:tc>
           <w:tcPr>
-            <w:tcW w:type="dxa" w:w="2381"/>
+            <w:tcW w:type="dxa" w:w="2608"/>
             <w:shd w:val="clear" w:color="auto" w:fill="EEF2F8"/>
           </w:tcPr>
           <w:p>
@@ -3539,13 +3807,13 @@
                 <w:color w:val="1F2D5C"/>
                 <w:sz w:val="17"/>
               </w:rPr>
-              <w:t>Onde ver no painel</w:t>
+              <w:t>Como conferir</w:t>
             </w:r>
           </w:p>
         </w:tc>
         <w:tc>
           <w:tcPr>
-            <w:tcW w:type="dxa" w:w="6973"/>
+            <w:tcW w:type="dxa" w:w="6746"/>
           </w:tcPr>
           <w:p>
             <w:r>
@@ -3561,7 +3829,7 @@
       <w:tr>
         <w:tc>
           <w:tcPr>
-            <w:tcW w:type="dxa" w:w="2381"/>
+            <w:tcW w:type="dxa" w:w="2608"/>
             <w:shd w:val="clear" w:color="auto" w:fill="EEF2F8"/>
           </w:tcPr>
           <w:p>
@@ -3571,21 +3839,22 @@
                 <w:color w:val="1F2D5C"/>
                 <w:sz w:val="17"/>
               </w:rPr>
-              <w:t>Na base entregue</w:t>
+              <w:t>Deve mostrar</w:t>
             </w:r>
           </w:p>
         </w:tc>
         <w:tc>
           <w:tcPr>
-            <w:tcW w:type="dxa" w:w="6973"/>
+            <w:tcW w:type="dxa" w:w="6746"/>
           </w:tcPr>
           <w:p>
             <w:r>
               <w:rPr>
-                <w:color w:val="2C3340"/>
+                <w:b/>
+                <w:color w:val="1E7B43"/>
                 <w:sz w:val="18"/>
               </w:rPr>
-              <w:t>Motivos disponíveis: Exceção, Transferência de Área, Acesso Indevido (configuráveis em arquivo).</w:t>
+              <w:t>Motivos: Exceção, Transferência de Área, Acesso Indevido (configuráveis em arquivo).</w:t>
             </w:r>
           </w:p>
         </w:tc>
@@ -3593,7 +3862,7 @@
       <w:tr>
         <w:tc>
           <w:tcPr>
-            <w:tcW w:type="dxa" w:w="2381"/>
+            <w:tcW w:type="dxa" w:w="2608"/>
             <w:shd w:val="clear" w:color="auto" w:fill="1F2D5C"/>
           </w:tcPr>
           <w:p>
@@ -3603,13 +3872,13 @@
                 <w:color w:val="FFFFFF"/>
                 <w:sz w:val="17"/>
               </w:rPr>
-              <w:t>Parecer (preencher)</w:t>
+              <w:t>A regra está correta? Se não, qual deveria ser?</w:t>
             </w:r>
           </w:p>
         </w:tc>
         <w:tc>
           <w:tcPr>
-            <w:tcW w:type="dxa" w:w="6973"/>
+            <w:tcW w:type="dxa" w:w="6746"/>
             <w:shd w:val="clear" w:color="auto" w:fill="FCF9EE"/>
           </w:tcPr>
           <w:p>
@@ -3625,7 +3894,7 @@
     </w:tbl>
     <w:p>
       <w:pPr>
-        <w:spacing w:before="200" w:after="40"/>
+        <w:spacing w:before="220" w:after="40"/>
       </w:pPr>
       <w:r>
         <w:rPr>
@@ -3650,7 +3919,7 @@
       <w:tr>
         <w:tc>
           <w:tcPr>
-            <w:tcW w:type="dxa" w:w="2381"/>
+            <w:tcW w:type="dxa" w:w="2608"/>
             <w:shd w:val="clear" w:color="auto" w:fill="EEF2F8"/>
           </w:tcPr>
           <w:p>
@@ -3660,13 +3929,13 @@
                 <w:color w:val="1F2D5C"/>
                 <w:sz w:val="17"/>
               </w:rPr>
-              <w:t>O que a regra decide</w:t>
+              <w:t>O que decide</w:t>
             </w:r>
           </w:p>
         </w:tc>
         <w:tc>
           <w:tcPr>
-            <w:tcW w:type="dxa" w:w="6973"/>
+            <w:tcW w:type="dxa" w:w="6746"/>
           </w:tcPr>
           <w:p>
             <w:r>
@@ -3674,7 +3943,7 @@
                 <w:color w:val="2C3340"/>
                 <w:sz w:val="18"/>
               </w:rPr>
-              <w:t>Se é preciso ter um chamado aberto para registrar a tratativa.</w:t>
+              <w:t>Se é preciso ter chamado aberto para registrar a tratativa.</w:t>
             </w:r>
           </w:p>
         </w:tc>
@@ -3682,7 +3951,7 @@
       <w:tr>
         <w:tc>
           <w:tcPr>
-            <w:tcW w:type="dxa" w:w="2381"/>
+            <w:tcW w:type="dxa" w:w="2608"/>
             <w:shd w:val="clear" w:color="auto" w:fill="EEF2F8"/>
           </w:tcPr>
           <w:p>
@@ -3692,13 +3961,13 @@
                 <w:color w:val="1F2D5C"/>
                 <w:sz w:val="17"/>
               </w:rPr>
-              <w:t>Critério exato</w:t>
+              <w:t>Critério</w:t>
             </w:r>
           </w:p>
         </w:tc>
         <w:tc>
           <w:tcPr>
-            <w:tcW w:type="dxa" w:w="6973"/>
+            <w:tcW w:type="dxa" w:w="6746"/>
           </w:tcPr>
           <w:p>
             <w:r>
@@ -3706,7 +3975,7 @@
                 <w:color w:val="2C3340"/>
                 <w:sz w:val="18"/>
               </w:rPr>
-              <w:t>Não é. O obrigatório é o que PROVA a tratativa (motivo e parecer); o número do chamado é referência externa e pode nem existir ainda. Antes o ticket era obrigatório, o que impedia registrar tratativa interna.</w:t>
+              <w:t>Não é. O obrigatório é o que PROVA a tratativa (motivo e parecer); o número do chamado é referência externa e pode nem existir ainda. Até 05/08 o ticket era obrigatório, o que impedia registrar tratativa interna.</w:t>
             </w:r>
           </w:p>
         </w:tc>
@@ -3714,7 +3983,7 @@
       <w:tr>
         <w:tc>
           <w:tcPr>
-            <w:tcW w:type="dxa" w:w="2381"/>
+            <w:tcW w:type="dxa" w:w="2608"/>
             <w:shd w:val="clear" w:color="auto" w:fill="EEF2F8"/>
           </w:tcPr>
           <w:p>
@@ -3724,13 +3993,13 @@
                 <w:color w:val="1F2D5C"/>
                 <w:sz w:val="17"/>
               </w:rPr>
-              <w:t>Onde ver no painel</w:t>
+              <w:t>Como conferir</w:t>
             </w:r>
           </w:p>
         </w:tc>
         <w:tc>
           <w:tcPr>
-            <w:tcW w:type="dxa" w:w="6973"/>
+            <w:tcW w:type="dxa" w:w="6746"/>
           </w:tcPr>
           <w:p>
             <w:r>
@@ -3746,7 +4015,7 @@
       <w:tr>
         <w:tc>
           <w:tcPr>
-            <w:tcW w:type="dxa" w:w="2381"/>
+            <w:tcW w:type="dxa" w:w="2608"/>
             <w:shd w:val="clear" w:color="auto" w:fill="EEF2F8"/>
           </w:tcPr>
           <w:p>
@@ -3756,21 +4025,22 @@
                 <w:color w:val="1F2D5C"/>
                 <w:sz w:val="17"/>
               </w:rPr>
-              <w:t>Na base entregue</w:t>
+              <w:t>Deve mostrar</w:t>
             </w:r>
           </w:p>
         </w:tc>
         <w:tc>
           <w:tcPr>
-            <w:tcW w:type="dxa" w:w="6973"/>
+            <w:tcW w:type="dxa" w:w="6746"/>
           </w:tcPr>
           <w:p>
             <w:r>
               <w:rPr>
-                <w:color w:val="2C3340"/>
+                <w:b/>
+                <w:color w:val="1E7B43"/>
                 <w:sz w:val="18"/>
               </w:rPr>
-              <w:t>O botão “Abrir chamado no Jira” está visível e DESABILITADO — depende do formulário no Jira e de alinhamento da equipe.</w:t>
+              <w:t>O botão “Abrir chamado no Jira” aparece DESABILITADO — depende do formulário no Jira e de alinhamento da equipe.</w:t>
             </w:r>
           </w:p>
         </w:tc>
@@ -3778,7 +4048,7 @@
       <w:tr>
         <w:tc>
           <w:tcPr>
-            <w:tcW w:type="dxa" w:w="2381"/>
+            <w:tcW w:type="dxa" w:w="2608"/>
             <w:shd w:val="clear" w:color="auto" w:fill="1F2D5C"/>
           </w:tcPr>
           <w:p>
@@ -3788,13 +4058,13 @@
                 <w:color w:val="FFFFFF"/>
                 <w:sz w:val="17"/>
               </w:rPr>
-              <w:t>Parecer (preencher)</w:t>
+              <w:t>A regra está correta? Se não, qual deveria ser?</w:t>
             </w:r>
           </w:p>
         </w:tc>
         <w:tc>
           <w:tcPr>
-            <w:tcW w:type="dxa" w:w="6973"/>
+            <w:tcW w:type="dxa" w:w="6746"/>
             <w:shd w:val="clear" w:color="auto" w:fill="FCF9EE"/>
           </w:tcPr>
           <w:p>
@@ -3810,7 +4080,7 @@
     </w:tbl>
     <w:p>
       <w:pPr>
-        <w:spacing w:before="200" w:after="40"/>
+        <w:spacing w:before="220" w:after="40"/>
       </w:pPr>
       <w:r>
         <w:rPr>
@@ -3818,7 +4088,7 @@
           <w:color w:val="1F2D5C"/>
           <w:sz w:val="21"/>
         </w:rPr>
-        <w:t>4.3  Ciclo de vida do acesso</w:t>
+        <w:t>4.3  Ciclo de vida do caso</w:t>
       </w:r>
     </w:p>
     <w:tbl>
@@ -3835,7 +4105,7 @@
       <w:tr>
         <w:tc>
           <w:tcPr>
-            <w:tcW w:type="dxa" w:w="2381"/>
+            <w:tcW w:type="dxa" w:w="2608"/>
             <w:shd w:val="clear" w:color="auto" w:fill="EEF2F8"/>
           </w:tcPr>
           <w:p>
@@ -3845,13 +4115,13 @@
                 <w:color w:val="1F2D5C"/>
                 <w:sz w:val="17"/>
               </w:rPr>
-              <w:t>O que a regra decide</w:t>
+              <w:t>O que decide</w:t>
             </w:r>
           </w:p>
         </w:tc>
         <w:tc>
           <w:tcPr>
-            <w:tcW w:type="dxa" w:w="6973"/>
+            <w:tcW w:type="dxa" w:w="6746"/>
           </w:tcPr>
           <w:p>
             <w:r>
@@ -3867,7 +4137,7 @@
       <w:tr>
         <w:tc>
           <w:tcPr>
-            <w:tcW w:type="dxa" w:w="2381"/>
+            <w:tcW w:type="dxa" w:w="2608"/>
             <w:shd w:val="clear" w:color="auto" w:fill="EEF2F8"/>
           </w:tcPr>
           <w:p>
@@ -3877,13 +4147,13 @@
                 <w:color w:val="1F2D5C"/>
                 <w:sz w:val="17"/>
               </w:rPr>
-              <w:t>Critério exato</w:t>
+              <w:t>Critério</w:t>
             </w:r>
           </w:p>
         </w:tc>
         <w:tc>
           <w:tcPr>
-            <w:tcW w:type="dxa" w:w="6973"/>
+            <w:tcW w:type="dxa" w:w="6746"/>
           </w:tcPr>
           <w:p>
             <w:r>
@@ -3891,7 +4161,7 @@
                 <w:color w:val="2C3340"/>
                 <w:sz w:val="18"/>
               </w:rPr>
-              <w:t>Pendência identificada → Resolvida → Aderente. Se a divergência reaparece num processamento seguinte, o caso REABRE e ganha um novo ciclo, em vez de sumir do histórico.</w:t>
+              <w:t>Pendência identificada → Resolvida → Aderente. Se a divergência reaparece num processamento seguinte, o caso REABRE e ganha novo ciclo, em vez de sumir do histórico.</w:t>
             </w:r>
           </w:p>
         </w:tc>
@@ -3899,7 +4169,7 @@
       <w:tr>
         <w:tc>
           <w:tcPr>
-            <w:tcW w:type="dxa" w:w="2381"/>
+            <w:tcW w:type="dxa" w:w="2608"/>
             <w:shd w:val="clear" w:color="auto" w:fill="EEF2F8"/>
           </w:tcPr>
           <w:p>
@@ -3909,13 +4179,13 @@
                 <w:color w:val="1F2D5C"/>
                 <w:sz w:val="17"/>
               </w:rPr>
-              <w:t>Onde ver no painel</w:t>
+              <w:t>Como conferir</w:t>
             </w:r>
           </w:p>
         </w:tc>
         <w:tc>
           <w:tcPr>
-            <w:tcW w:type="dxa" w:w="6973"/>
+            <w:tcW w:type="dxa" w:w="6746"/>
           </w:tcPr>
           <w:p>
             <w:r>
@@ -3931,7 +4201,7 @@
       <w:tr>
         <w:tc>
           <w:tcPr>
-            <w:tcW w:type="dxa" w:w="2381"/>
+            <w:tcW w:type="dxa" w:w="2608"/>
             <w:shd w:val="clear" w:color="auto" w:fill="EEF2F8"/>
           </w:tcPr>
           <w:p>
@@ -3941,21 +4211,22 @@
                 <w:color w:val="1F2D5C"/>
                 <w:sz w:val="17"/>
               </w:rPr>
-              <w:t>Na base entregue</w:t>
+              <w:t>Deve mostrar</w:t>
             </w:r>
           </w:p>
         </w:tc>
         <w:tc>
           <w:tcPr>
-            <w:tcW w:type="dxa" w:w="6973"/>
+            <w:tcW w:type="dxa" w:w="6746"/>
           </w:tcPr>
           <w:p>
             <w:r>
               <w:rPr>
-                <w:color w:val="2C3340"/>
+                <w:b/>
+                <w:color w:val="1E7B43"/>
                 <w:sz w:val="18"/>
               </w:rPr>
-              <w:t>5.356 pares (pessoa, sistema) rastreados: 3.265 com pendência registrada, 2.714 já aderentes.</w:t>
+              <w:t>6.083 registros no histórico  ·  2.714 linhas na aba Aderentes.</w:t>
             </w:r>
           </w:p>
         </w:tc>
@@ -3963,7 +4234,7 @@
       <w:tr>
         <w:tc>
           <w:tcPr>
-            <w:tcW w:type="dxa" w:w="2381"/>
+            <w:tcW w:type="dxa" w:w="2608"/>
             <w:shd w:val="clear" w:color="auto" w:fill="1F2D5C"/>
           </w:tcPr>
           <w:p>
@@ -3973,13 +4244,13 @@
                 <w:color w:val="FFFFFF"/>
                 <w:sz w:val="17"/>
               </w:rPr>
-              <w:t>Parecer (preencher)</w:t>
+              <w:t>A regra está correta? Se não, qual deveria ser?</w:t>
             </w:r>
           </w:p>
         </w:tc>
         <w:tc>
           <w:tcPr>
-            <w:tcW w:type="dxa" w:w="6973"/>
+            <w:tcW w:type="dxa" w:w="6746"/>
             <w:shd w:val="clear" w:color="auto" w:fill="FCF9EE"/>
           </w:tcPr>
           <w:p>
@@ -3995,7 +4266,7 @@
     </w:tbl>
     <w:p>
       <w:pPr>
-        <w:spacing w:before="200" w:after="40"/>
+        <w:spacing w:before="220" w:after="40"/>
       </w:pPr>
       <w:r>
         <w:rPr>
@@ -4020,7 +4291,7 @@
       <w:tr>
         <w:tc>
           <w:tcPr>
-            <w:tcW w:type="dxa" w:w="2381"/>
+            <w:tcW w:type="dxa" w:w="2608"/>
             <w:shd w:val="clear" w:color="auto" w:fill="EEF2F8"/>
           </w:tcPr>
           <w:p>
@@ -4030,13 +4301,13 @@
                 <w:color w:val="1F2D5C"/>
                 <w:sz w:val="17"/>
               </w:rPr>
-              <w:t>O que a regra decide</w:t>
+              <w:t>O que decide</w:t>
             </w:r>
           </w:p>
         </w:tc>
         <w:tc>
           <w:tcPr>
-            <w:tcW w:type="dxa" w:w="6973"/>
+            <w:tcW w:type="dxa" w:w="6746"/>
           </w:tcPr>
           <w:p>
             <w:r>
@@ -4052,7 +4323,7 @@
       <w:tr>
         <w:tc>
           <w:tcPr>
-            <w:tcW w:type="dxa" w:w="2381"/>
+            <w:tcW w:type="dxa" w:w="2608"/>
             <w:shd w:val="clear" w:color="auto" w:fill="EEF2F8"/>
           </w:tcPr>
           <w:p>
@@ -4062,13 +4333,13 @@
                 <w:color w:val="1F2D5C"/>
                 <w:sz w:val="17"/>
               </w:rPr>
-              <w:t>Critério exato</w:t>
+              <w:t>Critério</w:t>
             </w:r>
           </w:p>
         </w:tc>
         <w:tc>
           <w:tcPr>
-            <w:tcW w:type="dxa" w:w="6973"/>
+            <w:tcW w:type="dxa" w:w="6746"/>
           </w:tcPr>
           <w:p>
             <w:r>
@@ -4076,7 +4347,7 @@
                 <w:color w:val="2C3340"/>
                 <w:sz w:val="18"/>
               </w:rPr>
-              <w:t>Envio com prazo em dias, título e motivo. No fim do prazo o caso volta sozinho para os pendentes. Pode ser aplicada à pessoa inteira, a um sistema ou a um acesso específico.</w:t>
+              <w:t>Envio com prazo em dias, título e motivo. No fim do prazo o caso volta sozinho para os pendentes. Vale para a pessoa inteira, um sistema ou um acesso específico.</w:t>
             </w:r>
           </w:p>
         </w:tc>
@@ -4084,7 +4355,7 @@
       <w:tr>
         <w:tc>
           <w:tcPr>
-            <w:tcW w:type="dxa" w:w="2381"/>
+            <w:tcW w:type="dxa" w:w="2608"/>
             <w:shd w:val="clear" w:color="auto" w:fill="EEF2F8"/>
           </w:tcPr>
           <w:p>
@@ -4094,13 +4365,13 @@
                 <w:color w:val="1F2D5C"/>
                 <w:sz w:val="17"/>
               </w:rPr>
-              <w:t>Onde ver no painel</w:t>
+              <w:t>Como conferir</w:t>
             </w:r>
           </w:p>
         </w:tc>
         <w:tc>
           <w:tcPr>
-            <w:tcW w:type="dxa" w:w="6973"/>
+            <w:tcW w:type="dxa" w:w="6746"/>
           </w:tcPr>
           <w:p>
             <w:r>
@@ -4116,7 +4387,7 @@
       <w:tr>
         <w:tc>
           <w:tcPr>
-            <w:tcW w:type="dxa" w:w="2381"/>
+            <w:tcW w:type="dxa" w:w="2608"/>
             <w:shd w:val="clear" w:color="auto" w:fill="EEF2F8"/>
           </w:tcPr>
           <w:p>
@@ -4126,21 +4397,22 @@
                 <w:color w:val="1F2D5C"/>
                 <w:sz w:val="17"/>
               </w:rPr>
-              <w:t>Na base entregue</w:t>
+              <w:t>Deve mostrar</w:t>
             </w:r>
           </w:p>
         </w:tc>
         <w:tc>
           <w:tcPr>
-            <w:tcW w:type="dxa" w:w="6973"/>
+            <w:tcW w:type="dxa" w:w="6746"/>
           </w:tcPr>
           <w:p>
             <w:r>
               <w:rPr>
-                <w:color w:val="2C3340"/>
+                <w:b/>
+                <w:color w:val="1E7B43"/>
                 <w:sz w:val="18"/>
               </w:rPr>
-              <w:t>Nenhum caso em quarentena na base entregue (recurso disponível).</w:t>
+              <w:t>0 casos em quarentena (recurso disponível, sem uso nesta base).</w:t>
             </w:r>
           </w:p>
         </w:tc>
@@ -4148,7 +4420,7 @@
       <w:tr>
         <w:tc>
           <w:tcPr>
-            <w:tcW w:type="dxa" w:w="2381"/>
+            <w:tcW w:type="dxa" w:w="2608"/>
             <w:shd w:val="clear" w:color="auto" w:fill="1F2D5C"/>
           </w:tcPr>
           <w:p>
@@ -4158,13 +4430,13 @@
                 <w:color w:val="FFFFFF"/>
                 <w:sz w:val="17"/>
               </w:rPr>
-              <w:t>Parecer (preencher)</w:t>
+              <w:t>A regra está correta? Se não, qual deveria ser?</w:t>
             </w:r>
           </w:p>
         </w:tc>
         <w:tc>
           <w:tcPr>
-            <w:tcW w:type="dxa" w:w="6973"/>
+            <w:tcW w:type="dxa" w:w="6746"/>
             <w:shd w:val="clear" w:color="auto" w:fill="FCF9EE"/>
           </w:tcPr>
           <w:p>
@@ -4191,7 +4463,7 @@
     </w:p>
     <w:p>
       <w:pPr>
-        <w:spacing w:before="200" w:after="40"/>
+        <w:spacing w:before="220" w:after="40"/>
       </w:pPr>
       <w:r>
         <w:rPr>
@@ -4199,7 +4471,7 @@
           <w:color w:val="1F2D5C"/>
           <w:sz w:val="21"/>
         </w:rPr>
-        <w:t>5.1  Filtro de sistema faz coisas diferentes em cada aba</w:t>
+        <w:t>5.1  O filtro de sistema faz coisas diferentes em cada aba</w:t>
       </w:r>
     </w:p>
     <w:tbl>
@@ -4216,7 +4488,7 @@
       <w:tr>
         <w:tc>
           <w:tcPr>
-            <w:tcW w:type="dxa" w:w="2381"/>
+            <w:tcW w:type="dxa" w:w="2608"/>
             <w:shd w:val="clear" w:color="auto" w:fill="EEF2F8"/>
           </w:tcPr>
           <w:p>
@@ -4226,13 +4498,13 @@
                 <w:color w:val="1F2D5C"/>
                 <w:sz w:val="17"/>
               </w:rPr>
-              <w:t>O que a regra decide</w:t>
+              <w:t>O que decide</w:t>
             </w:r>
           </w:p>
         </w:tc>
         <w:tc>
           <w:tcPr>
-            <w:tcW w:type="dxa" w:w="6973"/>
+            <w:tcW w:type="dxa" w:w="6746"/>
           </w:tcPr>
           <w:p>
             <w:r>
@@ -4248,7 +4520,7 @@
       <w:tr>
         <w:tc>
           <w:tcPr>
-            <w:tcW w:type="dxa" w:w="2381"/>
+            <w:tcW w:type="dxa" w:w="2608"/>
             <w:shd w:val="clear" w:color="auto" w:fill="EEF2F8"/>
           </w:tcPr>
           <w:p>
@@ -4258,13 +4530,13 @@
                 <w:color w:val="1F2D5C"/>
                 <w:sz w:val="17"/>
               </w:rPr>
-              <w:t>Critério exato</w:t>
+              <w:t>Critério</w:t>
             </w:r>
           </w:p>
         </w:tc>
         <w:tc>
           <w:tcPr>
-            <w:tcW w:type="dxa" w:w="6973"/>
+            <w:tcW w:type="dxa" w:w="6746"/>
           </w:tcPr>
           <w:p>
             <w:r>
@@ -4272,7 +4544,7 @@
                 <w:color w:val="2C3340"/>
                 <w:sz w:val="18"/>
               </w:rPr>
-              <w:t>Em Pendências, Aderentes e Histórico o filtro ISOLA: a pessoa entra se tiver algo naquele sistema, e só as linhas daquele sistema aparecem. Na Consulta ele escolhe QUEM aparece, mas a linha continua mostrando todos os acessos da pessoa — a Consulta é a visão completa do indivíduo.</w:t>
+              <w:t>Em Pendências, Aderentes e Histórico o filtro ISOLA: a pessoa entra se tiver algo naquele sistema e só as linhas daquele sistema aparecem. Na Consulta ele escolhe QUEM aparece, mas a linha continua mostrando todos os acessos da pessoa — a Consulta é a visão completa do indivíduo.</w:t>
             </w:r>
           </w:p>
         </w:tc>
@@ -4280,7 +4552,7 @@
       <w:tr>
         <w:tc>
           <w:tcPr>
-            <w:tcW w:type="dxa" w:w="2381"/>
+            <w:tcW w:type="dxa" w:w="2608"/>
             <w:shd w:val="clear" w:color="auto" w:fill="EEF2F8"/>
           </w:tcPr>
           <w:p>
@@ -4290,13 +4562,13 @@
                 <w:color w:val="1F2D5C"/>
                 <w:sz w:val="17"/>
               </w:rPr>
-              <w:t>Onde ver no painel</w:t>
+              <w:t>Como conferir</w:t>
             </w:r>
           </w:p>
         </w:tc>
         <w:tc>
           <w:tcPr>
-            <w:tcW w:type="dxa" w:w="6973"/>
+            <w:tcW w:type="dxa" w:w="6746"/>
           </w:tcPr>
           <w:p>
             <w:r>
@@ -4304,7 +4576,7 @@
                 <w:color w:val="2C3340"/>
                 <w:sz w:val="18"/>
               </w:rPr>
-              <w:t>Painel lateral (Pendências) e funil no cabeçalho das colunas.</w:t>
+              <w:t>Pendências → filtro Sistema; depois Consulta com o mesmo filtro.</w:t>
             </w:r>
           </w:p>
         </w:tc>
@@ -4312,7 +4584,7 @@
       <w:tr>
         <w:tc>
           <w:tcPr>
-            <w:tcW w:type="dxa" w:w="2381"/>
+            <w:tcW w:type="dxa" w:w="2608"/>
             <w:shd w:val="clear" w:color="auto" w:fill="EEF2F8"/>
           </w:tcPr>
           <w:p>
@@ -4322,21 +4594,22 @@
                 <w:color w:val="1F2D5C"/>
                 <w:sz w:val="17"/>
               </w:rPr>
-              <w:t>Na base entregue</w:t>
+              <w:t>Deve mostrar</w:t>
             </w:r>
           </w:p>
         </w:tc>
         <w:tc>
           <w:tcPr>
-            <w:tcW w:type="dxa" w:w="6973"/>
+            <w:tcW w:type="dxa" w:w="6746"/>
           </w:tcPr>
           <w:p>
             <w:r>
               <w:rPr>
-                <w:color w:val="2C3340"/>
+                <w:b/>
+                <w:color w:val="1E7B43"/>
                 <w:sz w:val="18"/>
               </w:rPr>
-              <w:t>Na Consulta, um aviso em destaque avisa disso sempre que houver filtro de sistema ativo.</w:t>
+              <w:t>SIG 300  ·  SYSTUR 105  ·  IC_INTEGRADOR_CONTABIL 11  ·  SIGOT 8  ·  SICA_RA 6  ·  ORACLE_EBS 2  ·  SICA_ESFERA 1  (pessoas a tratar por sistema).</w:t>
             </w:r>
           </w:p>
         </w:tc>
@@ -4344,7 +4617,7 @@
       <w:tr>
         <w:tc>
           <w:tcPr>
-            <w:tcW w:type="dxa" w:w="2381"/>
+            <w:tcW w:type="dxa" w:w="2608"/>
             <w:shd w:val="clear" w:color="auto" w:fill="1F2D5C"/>
           </w:tcPr>
           <w:p>
@@ -4354,13 +4627,13 @@
                 <w:color w:val="FFFFFF"/>
                 <w:sz w:val="17"/>
               </w:rPr>
-              <w:t>Parecer (preencher)</w:t>
+              <w:t>A regra está correta? Se não, qual deveria ser?</w:t>
             </w:r>
           </w:p>
         </w:tc>
         <w:tc>
           <w:tcPr>
-            <w:tcW w:type="dxa" w:w="6973"/>
+            <w:tcW w:type="dxa" w:w="6746"/>
             <w:shd w:val="clear" w:color="auto" w:fill="FCF9EE"/>
           </w:tcPr>
           <w:p>
@@ -4374,6 +4647,19 @@
         </w:tc>
       </w:tr>
     </w:tbl>
+    <w:p>
+      <w:pPr>
+        <w:spacing w:after="160"/>
+      </w:pPr>
+      <w:r>
+        <w:rPr>
+          <w:i/>
+          <w:color w:val="7A5B10"/>
+          <w:sz w:val="17"/>
+        </w:rPr>
+        <w:t>Na Consulta aparece um aviso em destaque sempre que houver filtro de sistema ativo, explicando essa diferença.</w:t>
+      </w:r>
+    </w:p>
     <w:p>
       <w:pPr>
         <w:pStyle w:val="Heading1"/>
@@ -4396,7 +4682,7 @@
           <w:color w:val="2C3340"/>
           <w:sz w:val="20"/>
         </w:rPr>
-        <w:t>Itens conhecidos e deliberadamente fora desta entrega. Estão aqui para que a ausência seja uma decisão, e não uma surpresa.</w:t>
+        <w:t>Itens conhecidos e deliberadamente fora desta entrega — aqui para que a ausência seja decisão, não surpresa.</w:t>
       </w:r>
     </w:p>
     <w:p>
@@ -4416,7 +4702,7 @@
           <w:color w:val="2C3340"/>
           <w:sz w:val="19"/>
         </w:rPr>
-        <w:t>Quem tem MAIS acesso do que o cargo exige não é sinalizado quando o esperado também está presente: o veredito Aderente prevalece e esconde o extra. Só cai em Em Análise pela regra 2.7.</w:t>
+        <w:t>quem tem MAIS acesso do que o cargo exige não é sinalizado quando o esperado também está presente: o veredito Aderente prevalece e esconde o extra. Só cai em Em Análise pela regra 2.7.</w:t>
       </w:r>
     </w:p>
     <w:p>
@@ -4436,7 +4722,7 @@
           <w:color w:val="2C3340"/>
           <w:sz w:val="19"/>
         </w:rPr>
-        <w:t>O botão existe e está desabilitado. Depende do formulário no Jira e de alinhamento da equipe.</w:t>
+        <w:t>o botão existe e está desabilitado; depende do formulário no Jira e de alinhamento da equipe.</w:t>
       </w:r>
     </w:p>
     <w:p>
@@ -4456,7 +4742,7 @@
           <w:color w:val="2C3340"/>
           <w:sz w:val="19"/>
         </w:rPr>
-        <w:t>As pendências vindas da matriz nasceram hoje, então o aging da Visão Geral está achatado. Não é regra: é característica desta base de teste.</w:t>
+        <w:t>as pendências vindas da matriz nasceram hoje, então o aging da Visão Geral está achatado. Não é regra: é característica desta base de teste.</w:t>
       </w:r>
     </w:p>
     <w:p>
@@ -4469,14 +4755,14 @@
           <w:color w:val="1F2D5C"/>
           <w:sz w:val="19"/>
         </w:rPr>
-        <w:t xml:space="preserve">Terceiros — </w:t>
+        <w:t xml:space="preserve">Terceiros desligados — </w:t>
       </w:r>
       <w:r>
         <w:rPr>
           <w:color w:val="2C3340"/>
           <w:sz w:val="19"/>
         </w:rPr>
-        <w:t>A integração existe e está desligada por configuração nesta fase.</w:t>
+        <w:t>a integração existe e está desligada por configuração nesta fase.</w:t>
       </w:r>
     </w:p>
     <w:p>
@@ -4506,7 +4792,7 @@
           <w:color w:val="2C3340"/>
           <w:sz w:val="20"/>
         </w:rPr>
-        <w:t>Se preferir responder tudo de uma vez, basta marcar abaixo as regras com as quais NÃO concorda e escrever o porquê. As demais ficam entendidas como aprovadas.</w:t>
+        <w:t>Se preferir responder de uma vez: liste abaixo as regras com que NÃO concorda e o que deveria ser. As demais ficam entendidas como aprovadas.</w:t>
       </w:r>
     </w:p>
     <w:tbl>
@@ -4523,7 +4809,7 @@
       <w:tr>
         <w:tc>
           <w:tcPr>
-            <w:tcW w:type="dxa" w:w="1701"/>
+            <w:tcW w:type="dxa" w:w="1361"/>
             <w:shd w:val="clear" w:color="auto" w:fill="1F2D5C"/>
           </w:tcPr>
           <w:p>
@@ -4540,7 +4826,7 @@
         </w:tc>
         <w:tc>
           <w:tcPr>
-            <w:tcW w:type="dxa" w:w="1474"/>
+            <w:tcW w:type="dxa" w:w="3855"/>
             <w:shd w:val="clear" w:color="auto" w:fill="1F2D5C"/>
           </w:tcPr>
           <w:p>
@@ -4551,13 +4837,13 @@
                 <w:color w:val="FFFFFF"/>
                 <w:sz w:val="18"/>
               </w:rPr>
-              <w:t>Concordo?</w:t>
+              <w:t>O que está errado</w:t>
             </w:r>
           </w:p>
         </w:tc>
         <w:tc>
           <w:tcPr>
-            <w:tcW w:type="dxa" w:w="6180"/>
+            <w:tcW w:type="dxa" w:w="4139"/>
             <w:shd w:val="clear" w:color="auto" w:fill="1F2D5C"/>
           </w:tcPr>
           <w:p>
@@ -4568,7 +4854,7 @@
                 <w:color w:val="FFFFFF"/>
                 <w:sz w:val="18"/>
               </w:rPr>
-              <w:t>Se não, o que deveria ser</w:t>
+              <w:t>O que deveria ser</w:t>
             </w:r>
           </w:p>
         </w:tc>
@@ -4576,19 +4862,19 @@
       <w:tr>
         <w:tc>
           <w:tcPr>
-            <w:tcW w:type="dxa" w:w="1701"/>
+            <w:tcW w:type="dxa" w:w="1361"/>
           </w:tcPr>
           <w:p/>
         </w:tc>
         <w:tc>
           <w:tcPr>
-            <w:tcW w:type="dxa" w:w="1474"/>
+            <w:tcW w:type="dxa" w:w="3855"/>
           </w:tcPr>
           <w:p/>
         </w:tc>
         <w:tc>
           <w:tcPr>
-            <w:tcW w:type="dxa" w:w="6180"/>
+            <w:tcW w:type="dxa" w:w="4139"/>
           </w:tcPr>
           <w:p/>
         </w:tc>
@@ -4596,19 +4882,19 @@
       <w:tr>
         <w:tc>
           <w:tcPr>
-            <w:tcW w:type="dxa" w:w="1701"/>
+            <w:tcW w:type="dxa" w:w="1361"/>
           </w:tcPr>
           <w:p/>
         </w:tc>
         <w:tc>
           <w:tcPr>
-            <w:tcW w:type="dxa" w:w="1474"/>
+            <w:tcW w:type="dxa" w:w="3855"/>
           </w:tcPr>
           <w:p/>
         </w:tc>
         <w:tc>
           <w:tcPr>
-            <w:tcW w:type="dxa" w:w="6180"/>
+            <w:tcW w:type="dxa" w:w="4139"/>
           </w:tcPr>
           <w:p/>
         </w:tc>
@@ -4616,19 +4902,19 @@
       <w:tr>
         <w:tc>
           <w:tcPr>
-            <w:tcW w:type="dxa" w:w="1701"/>
+            <w:tcW w:type="dxa" w:w="1361"/>
           </w:tcPr>
           <w:p/>
         </w:tc>
         <w:tc>
           <w:tcPr>
-            <w:tcW w:type="dxa" w:w="1474"/>
+            <w:tcW w:type="dxa" w:w="3855"/>
           </w:tcPr>
           <w:p/>
         </w:tc>
         <w:tc>
           <w:tcPr>
-            <w:tcW w:type="dxa" w:w="6180"/>
+            <w:tcW w:type="dxa" w:w="4139"/>
           </w:tcPr>
           <w:p/>
         </w:tc>
@@ -4636,19 +4922,19 @@
       <w:tr>
         <w:tc>
           <w:tcPr>
-            <w:tcW w:type="dxa" w:w="1701"/>
+            <w:tcW w:type="dxa" w:w="1361"/>
           </w:tcPr>
           <w:p/>
         </w:tc>
         <w:tc>
           <w:tcPr>
-            <w:tcW w:type="dxa" w:w="1474"/>
+            <w:tcW w:type="dxa" w:w="3855"/>
           </w:tcPr>
           <w:p/>
         </w:tc>
         <w:tc>
           <w:tcPr>
-            <w:tcW w:type="dxa" w:w="6180"/>
+            <w:tcW w:type="dxa" w:w="4139"/>
           </w:tcPr>
           <w:p/>
         </w:tc>
@@ -4656,19 +4942,19 @@
       <w:tr>
         <w:tc>
           <w:tcPr>
-            <w:tcW w:type="dxa" w:w="1701"/>
+            <w:tcW w:type="dxa" w:w="1361"/>
           </w:tcPr>
           <w:p/>
         </w:tc>
         <w:tc>
           <w:tcPr>
-            <w:tcW w:type="dxa" w:w="1474"/>
+            <w:tcW w:type="dxa" w:w="3855"/>
           </w:tcPr>
           <w:p/>
         </w:tc>
         <w:tc>
           <w:tcPr>
-            <w:tcW w:type="dxa" w:w="6180"/>
+            <w:tcW w:type="dxa" w:w="4139"/>
           </w:tcPr>
           <w:p/>
         </w:tc>
@@ -4676,19 +4962,19 @@
       <w:tr>
         <w:tc>
           <w:tcPr>
-            <w:tcW w:type="dxa" w:w="1701"/>
+            <w:tcW w:type="dxa" w:w="1361"/>
           </w:tcPr>
           <w:p/>
         </w:tc>
         <w:tc>
           <w:tcPr>
-            <w:tcW w:type="dxa" w:w="1474"/>
+            <w:tcW w:type="dxa" w:w="3855"/>
           </w:tcPr>
           <w:p/>
         </w:tc>
         <w:tc>
           <w:tcPr>
-            <w:tcW w:type="dxa" w:w="6180"/>
+            <w:tcW w:type="dxa" w:w="4139"/>
           </w:tcPr>
           <w:p/>
         </w:tc>
@@ -4696,19 +4982,19 @@
       <w:tr>
         <w:tc>
           <w:tcPr>
-            <w:tcW w:type="dxa" w:w="1701"/>
+            <w:tcW w:type="dxa" w:w="1361"/>
           </w:tcPr>
           <w:p/>
         </w:tc>
         <w:tc>
           <w:tcPr>
-            <w:tcW w:type="dxa" w:w="1474"/>
+            <w:tcW w:type="dxa" w:w="3855"/>
           </w:tcPr>
           <w:p/>
         </w:tc>
         <w:tc>
           <w:tcPr>
-            <w:tcW w:type="dxa" w:w="6180"/>
+            <w:tcW w:type="dxa" w:w="4139"/>
           </w:tcPr>
           <w:p/>
         </w:tc>
@@ -4716,19 +5002,19 @@
       <w:tr>
         <w:tc>
           <w:tcPr>
-            <w:tcW w:type="dxa" w:w="1701"/>
+            <w:tcW w:type="dxa" w:w="1361"/>
           </w:tcPr>
           <w:p/>
         </w:tc>
         <w:tc>
           <w:tcPr>
-            <w:tcW w:type="dxa" w:w="1474"/>
+            <w:tcW w:type="dxa" w:w="3855"/>
           </w:tcPr>
           <w:p/>
         </w:tc>
         <w:tc>
           <w:tcPr>
-            <w:tcW w:type="dxa" w:w="6180"/>
+            <w:tcW w:type="dxa" w:w="4139"/>
           </w:tcPr>
           <w:p/>
         </w:tc>
@@ -4736,39 +5022,19 @@
       <w:tr>
         <w:tc>
           <w:tcPr>
-            <w:tcW w:type="dxa" w:w="1701"/>
+            <w:tcW w:type="dxa" w:w="1361"/>
           </w:tcPr>
           <w:p/>
         </w:tc>
         <w:tc>
           <w:tcPr>
-            <w:tcW w:type="dxa" w:w="1474"/>
+            <w:tcW w:type="dxa" w:w="3855"/>
           </w:tcPr>
           <w:p/>
         </w:tc>
         <w:tc>
           <w:tcPr>
-            <w:tcW w:type="dxa" w:w="6180"/>
-          </w:tcPr>
-          <w:p/>
-        </w:tc>
-      </w:tr>
-      <w:tr>
-        <w:tc>
-          <w:tcPr>
-            <w:tcW w:type="dxa" w:w="1701"/>
-          </w:tcPr>
-          <w:p/>
-        </w:tc>
-        <w:tc>
-          <w:tcPr>
-            <w:tcW w:type="dxa" w:w="1474"/>
-          </w:tcPr>
-          <w:p/>
-        </w:tc>
-        <w:tc>
-          <w:tcPr>
-            <w:tcW w:type="dxa" w:w="6180"/>
+            <w:tcW w:type="dxa" w:w="4139"/>
           </w:tcPr>
           <w:p/>
         </w:tc>
@@ -4785,7 +5051,7 @@
           <w:color w:val="7A5B10"/>
           <w:sz w:val="17"/>
         </w:rPr>
-        <w:t>Toda regra deste documento é parâmetro ou critério que pode mudar. Alterações exigem um reprocessamento para os números refletirem a decisão.</w:t>
+        <w:t>Toda regra deste documento é critério ou parâmetro que pode mudar. Alterações exigem um reprocessamento para os números refletirem a decisão.</w:t>
       </w:r>
     </w:p>
     <w:sectPr>

--- a/ENTREGA/ROTEIRO_REGRAS_CVC_IAM_v1.0.0.docx
+++ b/ENTREGA/ROTEIRO_REGRAS_CVC_IAM_v1.0.0.docx
@@ -1016,7 +1016,7 @@
                 <w:color w:val="2C3340"/>
                 <w:sz w:val="18"/>
               </w:rPr>
-              <w:t>Pendências → filtro Vínculo (ou coluna Vínculo na Consulta).</w:t>
+              <w:t>Consulta → filtro Vínculo (a Consulta mostra a população inteira; em Pendências o mesmo filtro traz só quem tem algo a tratar).</w:t>
             </w:r>
           </w:p>
         </w:tc>
@@ -1491,7 +1491,7 @@
                 <w:color w:val="2C3340"/>
                 <w:sz w:val="18"/>
               </w:rPr>
-              <w:t>Pendências → filtro Origem, valores que começam com “Matriz ”.</w:t>
+              <w:t>Pendências → funil da coluna Origem → um valor “Matriz &lt;sistema&gt;”.</w:t>
             </w:r>
           </w:p>
         </w:tc>
@@ -1524,7 +1524,7 @@
                 <w:color w:val="1E7B43"/>
                 <w:sz w:val="18"/>
               </w:rPr>
-              <w:t>SYSTUR 1.021  ·  ORACLE_EBS 144  ·  SIGOT 121  ·  SICA_RA 95  ·  IC_INTEGRADOR_CONTABIL 50  ·  SICA_ESFERA 10 (pessoas).</w:t>
+              <w:t>Pessoas A TRATAR por origem: SYSTUR 9  ·  SICA_RA 5  ·  IC_INTEGRADOR_CONTABIL 4  ·  SIGOT 3  ·  ORACLE_EBS 2. O alcance da matriz é bem maior — 1.441 pessoas validadas por ela —, mas a aba Pendências só lista quem precisa de ação.</w:t>
             </w:r>
           </w:p>
         </w:tc>
@@ -1677,7 +1677,7 @@
                 <w:color w:val="2C3340"/>
                 <w:sz w:val="18"/>
               </w:rPr>
-              <w:t>Pendências → filtro Origem = “Matriz CCO”.</w:t>
+              <w:t>Pendências → funil da coluna Origem = “Matriz CCO”.</w:t>
             </w:r>
           </w:p>
         </w:tc>
@@ -1710,7 +1710,7 @@
                 <w:color w:val="1E7B43"/>
                 <w:sz w:val="18"/>
               </w:rPr>
-              <w:t>599 pessoas.</w:t>
+              <w:t>6 pessoas a tratar, de 599 validadas por esta regra.</w:t>
             </w:r>
           </w:p>
         </w:tc>
@@ -2095,7 +2095,7 @@
                 <w:color w:val="1E7B43"/>
                 <w:sz w:val="18"/>
               </w:rPr>
-              <w:t>Franqueado 767  ·  Prestador 391  ·  Terceiro 109 (pessoas).</w:t>
+              <w:t>Pessoas a tratar: Franqueado 33  ·  Terceiro 17  ·  Prestador 9. Na Consulta, sem o recorte da fila, a população é Franqueado 767  ·  Prestador 391  ·  Terceiro 109.</w:t>
             </w:r>
           </w:p>
         </w:tc>
